--- a/MeuRemedio_Especificacao_Funcional_02.33.docx
+++ b/MeuRemedio_Especificacao_Funcional_02.33.docx
@@ -343,7 +343,7 @@
                 <w:sz w:val="15"/>
                 <w:lang w:val="pt-BR"/>
               </w:rPr>
-              <w:t>Recomendações Q-001 a Q-004 aprovadas; produção condicionada aos gates GX-001 a GX-006; revisão 02.33 (DEC-011 a DEC-025) pendente de aprovação humana</w:t>
+              <w:t>Recomendações Q-001 a Q-004 aprovadas; DEC-011 a DEC-025 aprovadas em 04/10/2026 pelo mantenedor (interino); produção condicionada aos gates GX-001 a GX-006</w:t>
             </w:r>
           </w:p>
         </w:tc>
@@ -3263,7 +3263,7 @@
                 <w:sz w:val="16"/>
                 <w:lang w:val="pt-BR"/>
               </w:rPr>
-              <w:t>Definir PP-001 v1 em docs/specifications/performance-profile.v1.yaml, pendente de aprovação de Produto e Arquitetura.</w:t>
+              <w:t>Definir PP-001 v1 em docs/specifications/performance-profile.v1.yaml, aprovado como provisório em 04/10/2026 pelo mantenedor (interino), a recalibrar após os spikes de infraestrutura.</w:t>
             </w:r>
           </w:p>
         </w:tc>
@@ -3720,7 +3720,7 @@
         <w:rPr>
           <w:lang w:val="pt-BR"/>
         </w:rPr>
-        <w:t>DEC-011 a DEC-025 foram adotadas na revisão 02.33 como premissas provisórias para fechar as lacunas apontadas na análise de completude. Dependem de aprovação humana formal (AGENTS.md §19.8 e §20.1) antes de integrarem a baseline aprovada.</w:t>
+        <w:t>DEC-011 a DEC-025 foram adotadas na revisão 02.33 e aprovadas em 04/10/2026 pelo mantenedor do projeto (carlosyano), em caráter interino. A aprovação não substitui o parecer jurídico e de privacidade exigido pelos gates GX-001 a GX-006.</w:t>
       </w:r>
     </w:p>
     <w:p>
@@ -28293,7 +28293,7 @@
                 <w:sz w:val="16"/>
                 <w:lang w:val="pt-BR"/>
               </w:rPr>
-              <w:t>Confirmado para desenvolvimento e testes; Q-001 a Q-004 aprovadas; DEC-011 a DEC-025 e a revisão 02.33 pendentes de aprovação humana.</w:t>
+              <w:t>Confirmado para desenvolvimento e testes; Q-001 a Q-004 aprovadas; DEC-011 a DEC-025 e a revisão 02.33 aprovadas em 04/10/2026 (mantenedor, interino); GX-001 a GX-006 abertos.</w:t>
             </w:r>
           </w:p>
         </w:tc>
@@ -28318,7 +28318,7 @@
         <w:rPr>
           <w:lang w:val="pt-BR"/>
         </w:rPr>
-        <w:t>Conclusão da autoavaliação: a versão 02.33 é a baseline DEV-FINAL para estimativa, implementação e testes assistidos por IA, com as decisões DEC-011 a DEC-025 pendentes de aprovação humana. A produção continua condicionada aos gates GX-001 a GX-006.</w:t>
+        <w:t>Conclusão da autoavaliação: a versão 02.33 é a baseline DEV-FINAL para estimativa, implementação e testes assistidos por IA, com as decisões DEC-011 a DEC-025 aprovadas em 04/10/2026 pelo mantenedor (interino). A produção continua condicionada aos gates GX-001 a GX-006.</w:t>
       </w:r>
     </w:p>
     <w:p>
@@ -34157,7 +34157,7 @@
         <w:rPr>
           <w:lang w:val="pt-BR"/>
         </w:rPr>
-        <w:t>Criar conta, criar plano, editar plano, registrar resposta, solicitar exportação, excluir conta e revogar todas as sessões exigem Idempotency-Key. Repetição com o mesmo payload retorna o resultado original; payload divergente retorna ERR-006. A edição de plano exige If-Match com ETag: ausente ou malformado retorna 400 VALIDATION_FAILED e ETag obsoleto retorna 409 VERSION_CONFLICT. O 409 DUPLICATE_CONFIRMATION_REQUIRED da criação de plano não é persistido como snapshot de idempotência; a confirmação é reenviada com duplicate_confirmation_token e nova Idempotency-Key.</w:t>
+        <w:t>Criar conta, criar plano, editar plano, registrar resposta, solicitar exportação, excluir conta e revogar todas as sessões exigem Idempotency-Key. Repetição com o mesmo payload retorna o resultado original; payload divergente retorna ERR-006. A edição de plano exige If-Match com ETag: ausente ou malformado retorna 400 VALIDATION_FAILED e ETag obsoleto retorna 409 VERSION_CONFLICT. O 409 DUPLICATE_CONFIRMATION_REQUIRED da criação de plano não é persistido como snapshot de idempotência; a confirmação é reenviada com duplicate_confirmation_token e nova Idempotency-Key. Após a revogação da própria sessão por revokeAllSessions ou requestAccountDeletion, o replay da mesma chamada retorna 401, pois a autenticação precede a consulta ao registro de idempotência; o cliente deve tratar um 401 posterior à confirmação da ação como resultado já alcançado (decisão de 04/10/2026).</w:t>
       </w:r>
     </w:p>
     <w:p>
@@ -34318,7 +34318,20 @@
         <w:rPr>
           <w:lang w:val="pt-BR"/>
         </w:rPr>
-        <w:t>Pendências conhecidas: retenção de audit_events (GX-003), conteúdo final de incident_records (GX-006) e aprovação humana das decisões DEC-011 a DEC-025.</w:t>
+        <w:t>Decisões do mantenedor em 04/10/2026: (a) TS-038: manter 401 no replay após a revogação da própria sessão; (b) PP-001 v1 aprovado como provisório, a recalibrar após os spikes de infraestrutura; (c) proteção da branch main pela opção C: pull request e check obrigatórios por disciplina do mantenedor, sem push direto e sem permissão de merge para agentes de IA; (d) responsáveis interinos mantidos para desenvolvimento, com designação de jurista ou encarregado de dados (DPO) obrigatória antes de dados reais ou produção; (e) retenção de audit_events com padrão provisório de 180 dias configuráveis.</w:t>
+      </w:r>
+    </w:p>
+    <w:p>
+      <w:pPr>
+        <w:rPr>
+          <w:lang w:val="pt-BR"/>
+        </w:rPr>
+      </w:pPr>
+      <w:r>
+        <w:rPr>
+          <w:lang w:val="pt-BR"/>
+        </w:rPr>
+        <w:t>Pendências conhecidas: parecer jurídico e de privacidade (GX-001 a GX-006); retenção definitiva de audit_events (GX-003); conteúdo final de incident_records (GX-006).</w:t>
       </w:r>
     </w:p>
     <w:sectPr>

--- a/MeuRemedio_Especificacao_Funcional_02.33.docx
+++ b/MeuRemedio_Especificacao_Funcional_02.33.docx
@@ -2493,7 +2493,7 @@
                 <w:sz w:val="16"/>
                 <w:lang w:val="pt-BR"/>
               </w:rPr>
-              <w:t>Alinhar a Especificação à OpenAPI 02.33.2: revokeAllSessions (POST /sessions/revocations), /accounts/me, cancelExport, estado CANCELED de exportação (FL-005) e nova seção 13 gerada a partir do contrato.</w:t>
+              <w:t>Alinhar a Especificação à OpenAPI 02.33.3: revokeAllSessions (POST /sessions/revocations), /accounts/me, cancelExport, estado CANCELED de exportação (FL-005) e nova seção 13 gerada a partir do contrato.</w:t>
             </w:r>
           </w:p>
         </w:tc>
@@ -27347,7 +27347,7 @@
               <w:rPr>
                 <w:sz w:val="16"/>
               </w:rPr>
-              <w:t>OK - CONTRATO 02.33.2</w:t>
+              <w:t>OK - CONTRATO 02.33.3</w:t>
             </w:r>
           </w:p>
         </w:tc>
@@ -27375,7 +27375,7 @@
                 <w:sz w:val="16"/>
                 <w:lang w:val="pt-BR"/>
               </w:rPr>
-              <w:t>Schemas OpenAPI 02.33.2 definem tipos, formatos, obrigatoriedade, limites, enums e nulabilidade dos campos expostos; o dicionário físico completo está em docs/architecture/DATA_MODEL.md (Anexo C) e deve manter equivalência comprovada por testes de contrato.</w:t>
+              <w:t>Schemas OpenAPI 02.33.3 definem tipos, formatos, obrigatoriedade, limites, enums e nulabilidade dos campos expostos; o dicionário físico completo está em docs/architecture/DATA_MODEL.md (Anexo C) e deve manter equivalência comprovada por testes de contrato.</w:t>
             </w:r>
           </w:p>
         </w:tc>
@@ -29379,7 +29379,7 @@
         <w:rPr>
           <w:lang w:val="pt-BR"/>
         </w:rPr>
-        <w:t>O arquivo MeuRemedio_OpenAPI_02.33.2_COMPLETO.yaml é normativo para a superfície HTTP da versão 02.33. Em caso de conflito sobre rota, método, cabeçalho, payload, schema, enumeração, formato ou código HTTP, o OpenAPI prevalece. As regras de negócio, privacidade e estados funcionais deste documento prevalecem quando o OpenAPI não tratar o assunto.</w:t>
+        <w:t>O arquivo MeuRemedio_OpenAPI_02.33.3_COMPLETO.yaml é normativo para a superfície HTTP da versão 02.33. Em caso de conflito sobre rota, método, cabeçalho, payload, schema, enumeração, formato ou código HTTP, o OpenAPI prevalece. As regras de negócio, privacidade e estados funcionais deste documento prevalecem quando o OpenAPI não tratar o assunto.</w:t>
       </w:r>
     </w:p>
     <w:tbl>
@@ -29551,7 +29551,7 @@
               <w:rPr>
                 <w:sz w:val="15"/>
               </w:rPr>
-              <w:t>02.33.2</w:t>
+              <w:t>02.33.3</w:t>
             </w:r>
           </w:p>
         </w:tc>
@@ -34130,7 +34130,7 @@
         <w:rPr>
           <w:lang w:val="pt-BR"/>
         </w:rPr>
-        <w:t>Todas as rotas privadas exigem sessão válida e verificação de titularidade no servidor. Recursos inexistentes ou de outro titular retornam 404 sem confirmação de existência. As mutações autenticadas exigem ainda proteção CSRF: cookie mr_csrf emitido por createSession e reenviado em X-CSRF-Token (double-submit vinculado à sessão), mais validação do cabeçalho Origin contra a lista de origens do ambiente; a falha retorna 403 CSRF_VALIDATION_FAILED. O cookie mr_session é HttpOnly, Secure e SameSite=Lax. TLS 1.3, UTF-8, correlation_id e respostas de erro seguras são obrigatórios.</w:t>
+        <w:t>Todas as rotas privadas exigem sessão válida e verificação de titularidade no servidor. Recursos inexistentes ou de outro titular retornam 404 sem confirmação de existência. As mutações autenticadas exigem ainda proteção CSRF: cookie mr_csrf emitido por createSession e reenviado em X-CSRF-Token (double-submit vinculado à sessão), mais validação do cabeçalho Origin contra a lista de origens do ambiente; a falha retorna 403 CSRF_VALIDATION_FAILED. O cookie mr_session é HttpOnly, Secure e SameSite=Lax. TLS 1.3, UTF-8, correlation_id e respostas de erro seguras são obrigatórios. Toda resposta, de sucesso ou de erro, inclui o cabeçalho X-Correlation-ID.</w:t>
       </w:r>
     </w:p>
     <w:p>
@@ -34252,7 +34252,7 @@
         <w:rPr>
           <w:lang w:val="pt-BR"/>
         </w:rPr>
-        <w:t>BASELINE DEV-FINAL 02.33. Este documento e o arquivo MeuRemedio_OpenAPI_02.33.2_COMPLETO.yaml constituem, em conjunto, a fonte normativa para IA-DEV e IA-TEST. Desenvolvimento, geração de código, modelagem de dados, testes automatizados, testes de contrato e homologação técnica estão liberados. Entrada em produção permanece condicionada aos gates GX-001 a GX-006.</w:t>
+        <w:t>BASELINE DEV-FINAL 02.33. Este documento e o arquivo MeuRemedio_OpenAPI_02.33.3_COMPLETO.yaml constituem, em conjunto, a fonte normativa para IA-DEV e IA-TEST. Desenvolvimento, geração de código, modelagem de dados, testes automatizados, testes de contrato e homologação técnica estão liberados. Entrada em produção permanece condicionada aos gates GX-001 a GX-006.</w:t>
       </w:r>
     </w:p>
     <w:p>
@@ -34279,7 +34279,7 @@
         <w:rPr>
           <w:lang w:val="pt-BR"/>
         </w:rPr>
-        <w:t>A revisão 02.33 corrige as lacunas da análise de completude e alinha esta Especificação à OpenAPI 02.33.2: 27 operações, 21 paths e 53 schemas.</w:t>
+        <w:t>A revisão 02.33 corrige as lacunas da análise de completude e alinha esta Especificação à OpenAPI 02.33.3: 27 operações, 21 paths e 53 schemas.</w:t>
       </w:r>
     </w:p>
     <w:p>
@@ -34319,6 +34319,19 @@
           <w:lang w:val="pt-BR"/>
         </w:rPr>
         <w:t>Decisões do mantenedor em 04/10/2026: (a) TS-038: manter 401 no replay após a revogação da própria sessão; (b) PP-001 v1 aprovado como provisório, a recalibrar após os spikes de infraestrutura; (c) proteção da branch main pela opção C: pull request e check obrigatórios por disciplina do mantenedor, sem push direto e sem permissão de merge para agentes de IA; (d) responsáveis interinos mantidos para desenvolvimento, com designação de jurista ou encarregado de dados (DPO) obrigatória antes de dados reais ou produção; (e) retenção de audit_events com padrão provisório de 180 dias configuráveis.</w:t>
+      </w:r>
+    </w:p>
+    <w:p>
+      <w:pPr>
+        <w:rPr>
+          <w:lang w:val="pt-BR"/>
+        </w:rPr>
+      </w:pPr>
+      <w:r>
+        <w:rPr>
+          <w:lang w:val="pt-BR"/>
+        </w:rPr>
+        <w:t>Revisão da OpenAPI para 02.33.3 em 04/10/2026, por decisão do mantenedor: removido o 410 de createResponse (sem base normativa) e exigido X-Correlation-ID em toda resposta.</w:t>
       </w:r>
     </w:p>
     <w:p>

--- a/MeuRemedio_Especificacao_Funcional_02.33.docx
+++ b/MeuRemedio_Especificacao_Funcional_02.33.docx
@@ -3708,6 +3708,116 @@
           </w:p>
         </w:tc>
       </w:tr>
+      <w:tr>
+        <w:trPr>
+          <w:cantSplit/>
+          <w:jc w:val="center"/>
+        </w:trPr>
+        <w:tc>
+          <w:tcPr>
+            <w:tcW w:w="2556" w:type="dxa"/>
+            <w:shd w:val="clear" w:color="auto" w:fill="F3F7F9"/>
+            <w:tcMar>
+              <w:top w:w="80" w:type="dxa"/>
+              <w:left w:w="100" w:type="dxa"/>
+              <w:bottom w:w="80" w:type="dxa"/>
+              <w:right w:w="100" w:type="dxa"/>
+            </w:tcMar>
+            <w:vAlign w:val="center"/>
+          </w:tcPr>
+          <w:p>
+            <w:pPr>
+              <w:spacing w:after="20"/>
+            </w:pPr>
+            <w:r>
+              <w:rPr>
+                <w:sz w:val="16"/>
+              </w:rPr>
+              <w:t xml:space="preserve">DEC-026</w:t>
+            </w:r>
+          </w:p>
+        </w:tc>
+        <w:tc>
+          <w:tcPr>
+            <w:tcW w:w="2556" w:type="dxa"/>
+            <w:shd w:val="clear" w:color="auto" w:fill="F3F7F9"/>
+            <w:tcMar>
+              <w:top w:w="80" w:type="dxa"/>
+              <w:left w:w="100" w:type="dxa"/>
+              <w:bottom w:w="80" w:type="dxa"/>
+              <w:right w:w="100" w:type="dxa"/>
+            </w:tcMar>
+            <w:vAlign w:val="center"/>
+          </w:tcPr>
+          <w:p>
+            <w:pPr>
+              <w:spacing w:after="20"/>
+            </w:pPr>
+            <w:r>
+              <w:rPr>
+                <w:sz w:val="16"/>
+              </w:rPr>
+              <w:t xml:space="preserve">Média</w:t>
+            </w:r>
+          </w:p>
+        </w:tc>
+        <w:tc>
+          <w:tcPr>
+            <w:tcW w:w="2556" w:type="dxa"/>
+            <w:shd w:val="clear" w:color="auto" w:fill="F3F7F9"/>
+            <w:tcMar>
+              <w:top w:w="80" w:type="dxa"/>
+              <w:left w:w="100" w:type="dxa"/>
+              <w:bottom w:w="80" w:type="dxa"/>
+              <w:right w:w="100" w:type="dxa"/>
+            </w:tcMar>
+            <w:vAlign w:val="center"/>
+          </w:tcPr>
+          <w:p>
+            <w:pPr>
+              <w:spacing w:after="20"/>
+              <w:rPr>
+                <w:lang w:val="pt-BR"/>
+              </w:rPr>
+            </w:pPr>
+            <w:r>
+              <w:rPr>
+                <w:sz w:val="16"/>
+                <w:lang w:val="pt-BR"/>
+              </w:rPr>
+              <w:t xml:space="preserve">Falha inesperada não tinha resposta documentada: a OpenAPI 02.33.3 não declarava 500 e 23 operações não declaravam 503, então um erro interno sairia fora do contrato (GAP-010).</w:t>
+            </w:r>
+          </w:p>
+        </w:tc>
+        <w:tc>
+          <w:tcPr>
+            <w:tcW w:w="2556" w:type="dxa"/>
+            <w:shd w:val="clear" w:color="auto" w:fill="F3F7F9"/>
+            <w:tcMar>
+              <w:top w:w="80" w:type="dxa"/>
+              <w:left w:w="100" w:type="dxa"/>
+              <w:bottom w:w="80" w:type="dxa"/>
+              <w:right w:w="100" w:type="dxa"/>
+            </w:tcMar>
+            <w:vAlign w:val="center"/>
+          </w:tcPr>
+          <w:p>
+            <w:pPr>
+              <w:spacing w:after="20"/>
+              <w:rPr>
+                <w:lang w:val="pt-BR"/>
+              </w:rPr>
+            </w:pPr>
+            <w:r>
+              <w:rPr>
+                <w:sz w:val="16"/>
+                <w:lang w:val="pt-BR"/>
+              </w:rPr>
+              <w:t xml:space="preserve">Criar ERR-016 INTERNAL_ERROR (500, Problem, sem alteração confirmada) e declarar 500 e 503 DEPENDENCY_UNAVAILABLE em todas as operações (OpenAPI 02.33.4); detalhes técnicos só no log, com correlation_id.</w:t>
+            </w:r>
+          </w:p>
+        </w:tc>
+      </w:tr>
     </w:tbl>
     <w:p>
       <w:pPr>
@@ -21615,6 +21725,136 @@
           </w:p>
         </w:tc>
       </w:tr>
+      <w:tr>
+        <w:trPr>
+          <w:cantSplit/>
+          <w:jc w:val="center"/>
+        </w:trPr>
+        <w:tc>
+          <w:tcPr>
+            <w:tcW w:w="2045" w:type="dxa"/>
+            <w:shd w:val="clear" w:color="auto" w:fill="F3F7F9"/>
+            <w:tcMar>
+              <w:top w:w="80" w:type="dxa"/>
+              <w:left w:w="100" w:type="dxa"/>
+              <w:bottom w:w="80" w:type="dxa"/>
+              <w:right w:w="100" w:type="dxa"/>
+            </w:tcMar>
+            <w:vAlign w:val="center"/>
+          </w:tcPr>
+          <w:p>
+            <w:pPr>
+              <w:spacing w:after="20"/>
+            </w:pPr>
+            <w:r>
+              <w:rPr>
+                <w:sz w:val="16"/>
+              </w:rPr>
+              <w:t xml:space="preserve">ERR-016</w:t>
+            </w:r>
+          </w:p>
+        </w:tc>
+        <w:tc>
+          <w:tcPr>
+            <w:tcW w:w="2045" w:type="dxa"/>
+            <w:shd w:val="clear" w:color="auto" w:fill="F3F7F9"/>
+            <w:tcMar>
+              <w:top w:w="80" w:type="dxa"/>
+              <w:left w:w="100" w:type="dxa"/>
+              <w:bottom w:w="80" w:type="dxa"/>
+              <w:right w:w="100" w:type="dxa"/>
+            </w:tcMar>
+            <w:vAlign w:val="center"/>
+          </w:tcPr>
+          <w:p>
+            <w:pPr>
+              <w:spacing w:after="20"/>
+            </w:pPr>
+            <w:r>
+              <w:rPr>
+                <w:sz w:val="16"/>
+              </w:rPr>
+              <w:t xml:space="preserve">INTERNAL_ERROR</w:t>
+            </w:r>
+          </w:p>
+        </w:tc>
+        <w:tc>
+          <w:tcPr>
+            <w:tcW w:w="2045" w:type="dxa"/>
+            <w:shd w:val="clear" w:color="auto" w:fill="F3F7F9"/>
+            <w:tcMar>
+              <w:top w:w="80" w:type="dxa"/>
+              <w:left w:w="100" w:type="dxa"/>
+              <w:bottom w:w="80" w:type="dxa"/>
+              <w:right w:w="100" w:type="dxa"/>
+            </w:tcMar>
+            <w:vAlign w:val="center"/>
+          </w:tcPr>
+          <w:p>
+            <w:pPr>
+              <w:spacing w:after="20"/>
+            </w:pPr>
+            <w:r>
+              <w:rPr>
+                <w:sz w:val="16"/>
+              </w:rPr>
+              <w:t xml:space="preserve">500</w:t>
+            </w:r>
+          </w:p>
+        </w:tc>
+        <w:tc>
+          <w:tcPr>
+            <w:tcW w:w="2045" w:type="dxa"/>
+            <w:shd w:val="clear" w:color="auto" w:fill="F3F7F9"/>
+            <w:tcMar>
+              <w:top w:w="80" w:type="dxa"/>
+              <w:left w:w="100" w:type="dxa"/>
+              <w:bottom w:w="80" w:type="dxa"/>
+              <w:right w:w="100" w:type="dxa"/>
+            </w:tcMar>
+            <w:vAlign w:val="center"/>
+          </w:tcPr>
+          <w:p>
+            <w:pPr>
+              <w:spacing w:after="20"/>
+              <w:rPr>
+                <w:lang w:val="pt-BR"/>
+              </w:rPr>
+            </w:pPr>
+            <w:r>
+              <w:rPr>
+                <w:sz w:val="16"/>
+                <w:lang w:val="pt-BR"/>
+              </w:rPr>
+              <w:t xml:space="preserve">Não foi possível concluir a solicitação agora. Tente novamente em instantes.</w:t>
+            </w:r>
+          </w:p>
+        </w:tc>
+        <w:tc>
+          <w:tcPr>
+            <w:tcW w:w="2045" w:type="dxa"/>
+            <w:shd w:val="clear" w:color="auto" w:fill="F3F7F9"/>
+            <w:tcMar>
+              <w:top w:w="80" w:type="dxa"/>
+              <w:left w:w="100" w:type="dxa"/>
+              <w:bottom w:w="80" w:type="dxa"/>
+              <w:right w:w="100" w:type="dxa"/>
+            </w:tcMar>
+            <w:vAlign w:val="center"/>
+          </w:tcPr>
+          <w:p>
+            <w:pPr>
+              <w:spacing w:after="20"/>
+            </w:pPr>
+            <w:r>
+              <w:rPr>
+                <w:sz w:val="16"/>
+              </w:rPr>
+              <w:t xml:space="preserve">sem alteração confirmada</w:t>
+            </w:r>
+          </w:p>
+        </w:tc>
+      </w:tr>
     </w:tbl>
     <w:p>
       <w:pPr>
@@ -27347,7 +27587,7 @@
               <w:rPr>
                 <w:sz w:val="16"/>
               </w:rPr>
-              <w:t>OK - CONTRATO 02.33.3</w:t>
+              <w:t>OK - CONTRATO 02.33.4</w:t>
             </w:r>
           </w:p>
         </w:tc>
@@ -27375,7 +27615,7 @@
                 <w:sz w:val="16"/>
                 <w:lang w:val="pt-BR"/>
               </w:rPr>
-              <w:t>Schemas OpenAPI 02.33.3 definem tipos, formatos, obrigatoriedade, limites, enums e nulabilidade dos campos expostos; o dicionário físico completo está em docs/architecture/DATA_MODEL.md (Anexo C) e deve manter equivalência comprovada por testes de contrato.</w:t>
+              <w:t>Schemas OpenAPI 02.33.4 definem tipos, formatos, obrigatoriedade, limites, enums e nulabilidade dos campos expostos; o dicionário físico completo está em docs/architecture/DATA_MODEL.md (Anexo C) e deve manter equivalência comprovada por testes de contrato.</w:t>
             </w:r>
           </w:p>
         </w:tc>
@@ -29379,7 +29619,7 @@
         <w:rPr>
           <w:lang w:val="pt-BR"/>
         </w:rPr>
-        <w:t>O arquivo MeuRemedio_OpenAPI_02.33.3_COMPLETO.yaml é normativo para a superfície HTTP da versão 02.33. Em caso de conflito sobre rota, método, cabeçalho, payload, schema, enumeração, formato ou código HTTP, o OpenAPI prevalece. As regras de negócio, privacidade e estados funcionais deste documento prevalecem quando o OpenAPI não tratar o assunto.</w:t>
+        <w:t>O arquivo MeuRemedio_OpenAPI_02.33.4_COMPLETO.yaml é normativo para a superfície HTTP da versão 02.33. Em caso de conflito sobre rota, método, cabeçalho, payload, schema, enumeração, formato ou código HTTP, o OpenAPI prevalece. As regras de negócio, privacidade e estados funcionais deste documento prevalecem quando o OpenAPI não tratar o assunto.</w:t>
       </w:r>
     </w:p>
     <w:tbl>
@@ -29551,7 +29791,7 @@
               <w:rPr>
                 <w:sz w:val="15"/>
               </w:rPr>
-              <w:t>02.33.3</w:t>
+              <w:t>02.33.4</w:t>
             </w:r>
           </w:p>
         </w:tc>
@@ -34252,7 +34492,7 @@
         <w:rPr>
           <w:lang w:val="pt-BR"/>
         </w:rPr>
-        <w:t>BASELINE DEV-FINAL 02.33. Este documento e o arquivo MeuRemedio_OpenAPI_02.33.3_COMPLETO.yaml constituem, em conjunto, a fonte normativa para IA-DEV e IA-TEST. Desenvolvimento, geração de código, modelagem de dados, testes automatizados, testes de contrato e homologação técnica estão liberados. Entrada em produção permanece condicionada aos gates GX-001 a GX-006.</w:t>
+        <w:t>BASELINE DEV-FINAL 02.33. Este documento e o arquivo MeuRemedio_OpenAPI_02.33.4_COMPLETO.yaml constituem, em conjunto, a fonte normativa para IA-DEV e IA-TEST. Desenvolvimento, geração de código, modelagem de dados, testes automatizados, testes de contrato e homologação técnica estão liberados. Entrada em produção permanece condicionada aos gates GX-001 a GX-006.</w:t>
       </w:r>
     </w:p>
     <w:p>
@@ -34332,6 +34572,19 @@
           <w:lang w:val="pt-BR"/>
         </w:rPr>
         <w:t>Revisão da OpenAPI para 02.33.3 em 04/10/2026, por decisão do mantenedor: removido o 410 de createResponse (sem base normativa) e exigido X-Correlation-ID em toda resposta.</w:t>
+      </w:r>
+    </w:p>
+    <w:p>
+      <w:pPr>
+        <w:rPr>
+          <w:lang w:val="pt-BR"/>
+        </w:rPr>
+      </w:pPr>
+      <w:r>
+        <w:rPr>
+          <w:lang w:val="pt-BR"/>
+        </w:rPr>
+        <w:t xml:space="preserve">Revisão da OpenAPI para 02.33.4 em 06/10/2026 (DEC-026, GAP-010), proposta para aprovação do mantenedor: ERR-016 INTERNAL_ERROR (500) e 503 DEPENDENCY_UNAVAILABLE documentados em todas as operações, para que falhas inesperadas permaneçam dentro do contrato.</w:t>
       </w:r>
     </w:p>
     <w:p>

--- a/MeuRemedio_Especificacao_Funcional_02.33.docx
+++ b/MeuRemedio_Especificacao_Funcional_02.33.docx
@@ -3818,6 +3818,116 @@
           </w:p>
         </w:tc>
       </w:tr>
+      <w:tr>
+        <w:trPr>
+          <w:cantSplit/>
+          <w:jc w:val="center"/>
+        </w:trPr>
+        <w:tc>
+          <w:tcPr>
+            <w:tcW w:w="2556" w:type="dxa"/>
+            <w:shd w:val="clear" w:color="auto" w:fill="F3F7F9"/>
+            <w:tcMar>
+              <w:top w:w="80" w:type="dxa"/>
+              <w:left w:w="100" w:type="dxa"/>
+              <w:bottom w:w="80" w:type="dxa"/>
+              <w:right w:w="100" w:type="dxa"/>
+            </w:tcMar>
+            <w:vAlign w:val="center"/>
+          </w:tcPr>
+          <w:p>
+            <w:pPr>
+              <w:spacing w:after="20"/>
+            </w:pPr>
+            <w:r>
+              <w:rPr>
+                <w:sz w:val="16"/>
+              </w:rPr>
+              <w:t xml:space="preserve">DEC-027</w:t>
+            </w:r>
+          </w:p>
+        </w:tc>
+        <w:tc>
+          <w:tcPr>
+            <w:tcW w:w="2556" w:type="dxa"/>
+            <w:shd w:val="clear" w:color="auto" w:fill="F3F7F9"/>
+            <w:tcMar>
+              <w:top w:w="80" w:type="dxa"/>
+              <w:left w:w="100" w:type="dxa"/>
+              <w:bottom w:w="80" w:type="dxa"/>
+              <w:right w:w="100" w:type="dxa"/>
+            </w:tcMar>
+            <w:vAlign w:val="center"/>
+          </w:tcPr>
+          <w:p>
+            <w:pPr>
+              <w:spacing w:after="20"/>
+            </w:pPr>
+            <w:r>
+              <w:rPr>
+                <w:sz w:val="16"/>
+              </w:rPr>
+              <w:t xml:space="preserve">Média</w:t>
+            </w:r>
+          </w:p>
+        </w:tc>
+        <w:tc>
+          <w:tcPr>
+            <w:tcW w:w="2556" w:type="dxa"/>
+            <w:shd w:val="clear" w:color="auto" w:fill="F3F7F9"/>
+            <w:tcMar>
+              <w:top w:w="80" w:type="dxa"/>
+              <w:left w:w="100" w:type="dxa"/>
+              <w:bottom w:w="80" w:type="dxa"/>
+              <w:right w:w="100" w:type="dxa"/>
+            </w:tcMar>
+            <w:vAlign w:val="center"/>
+          </w:tcPr>
+          <w:p>
+            <w:pPr>
+              <w:spacing w:after="20"/>
+              <w:rPr>
+                <w:lang w:val="pt-BR"/>
+              </w:rPr>
+            </w:pPr>
+            <w:r>
+              <w:rPr>
+                <w:sz w:val="16"/>
+                <w:lang w:val="pt-BR"/>
+              </w:rPr>
+              <w:t xml:space="preserve">RF-004 e RN-018 citavam o horizonte móvel de 30 dias sem definir início e fim, nem o tratamento, na criação do plano, de horários do dia que já passaram.</w:t>
+            </w:r>
+          </w:p>
+        </w:tc>
+        <w:tc>
+          <w:tcPr>
+            <w:tcW w:w="2556" w:type="dxa"/>
+            <w:shd w:val="clear" w:color="auto" w:fill="F3F7F9"/>
+            <w:tcMar>
+              <w:top w:w="80" w:type="dxa"/>
+              <w:left w:w="100" w:type="dxa"/>
+              <w:bottom w:w="80" w:type="dxa"/>
+              <w:right w:w="100" w:type="dxa"/>
+            </w:tcMar>
+            <w:vAlign w:val="center"/>
+          </w:tcPr>
+          <w:p>
+            <w:pPr>
+              <w:spacing w:after="20"/>
+              <w:rPr>
+                <w:lang w:val="pt-BR"/>
+              </w:rPr>
+            </w:pPr>
+            <w:r>
+              <w:rPr>
+                <w:sz w:val="16"/>
+                <w:lang w:val="pt-BR"/>
+              </w:rPr>
+              <w:t xml:space="preserve">Horizonte de geração: da data civil atual no fuso da conta (ou de start_date, se posterior) até a data atual + 30 dias, inclusive, limitado a end_date. Horários do dia já passados também são gerados: se deadline_at já foi atingido, a ocorrência nasce NO_RESPONSE, com no_response_reached_at igual ao instante da geração; antes do prazo, nasce PROGRAMMED.</w:t>
+            </w:r>
+          </w:p>
+        </w:tc>
+      </w:tr>
     </w:tbl>
     <w:p>
       <w:pPr>
@@ -5392,7 +5502,7 @@
                 <w:sz w:val="16"/>
                 <w:lang w:val="pt-BR"/>
               </w:rPr>
-              <w:t>Ocorrências são geradas ao criar ou editar o plano (via Outbox) e por job horário que mantém o horizonte de 30 dias; o job de prazo executa a cada minuto. Há no máximo 1 e-mail de lembrete por ocorrência, enviado em scheduled_at, sem nome do medicamento, dose ou link com token. O lembrete web consulta listOccurrences a cada 60 s.</w:t>
+              <w:t>Ocorrências são geradas ao criar ou editar o plano (via Outbox) e por job horário que mantém o horizonte de 30 dias; o job de prazo executa a cada minuto. Há no máximo 1 e-mail de lembrete por ocorrência, enviado em scheduled_at, sem nome do medicamento, dose ou link com token. O lembrete web consulta listOccurrences a cada 60 s. Limites do horizonte e horários já vencidos na geração: DEC-027.</w:t>
             </w:r>
           </w:p>
         </w:tc>
@@ -34585,6 +34695,19 @@
           <w:lang w:val="pt-BR"/>
         </w:rPr>
         <w:t xml:space="preserve">Revisão da OpenAPI para 02.33.4 em 06/10/2026 (DEC-026, GAP-010), proposta para aprovação do mantenedor: ERR-016 INTERNAL_ERROR (500) e 503 DEPENDENCY_UNAVAILABLE documentados em todas as operações, para que falhas inesperadas permaneçam dentro do contrato.</w:t>
+      </w:r>
+    </w:p>
+    <w:p>
+      <w:pPr>
+        <w:rPr>
+          <w:lang w:val="pt-BR"/>
+        </w:rPr>
+      </w:pPr>
+      <w:r>
+        <w:rPr>
+          <w:lang w:val="pt-BR"/>
+        </w:rPr>
+        <w:t xml:space="preserve">Decisão do mantenedor em 06/10/2026 (DEC-027), proposta para aprovação no PR: limites do horizonte móvel de 30 dias (data civil atual até + 30 dias, inclusive) e geração, já vencida, de horários do dia que já passaram.</w:t>
       </w:r>
     </w:p>
     <w:p>

--- a/MeuRemedio_Especificacao_Funcional_02.33.docx
+++ b/MeuRemedio_Especificacao_Funcional_02.33.docx
@@ -3928,6 +3928,226 @@
           </w:p>
         </w:tc>
       </w:tr>
+      <w:tr>
+        <w:trPr>
+          <w:cantSplit/>
+          <w:jc w:val="center"/>
+        </w:trPr>
+        <w:tc>
+          <w:tcPr>
+            <w:tcW w:w="2556" w:type="dxa"/>
+            <w:shd w:val="clear" w:color="auto" w:fill="F3F7F9"/>
+            <w:tcMar>
+              <w:top w:w="80" w:type="dxa"/>
+              <w:left w:w="100" w:type="dxa"/>
+              <w:bottom w:w="80" w:type="dxa"/>
+              <w:right w:w="100" w:type="dxa"/>
+            </w:tcMar>
+            <w:vAlign w:val="center"/>
+          </w:tcPr>
+          <w:p>
+            <w:pPr>
+              <w:spacing w:after="20"/>
+            </w:pPr>
+            <w:r>
+              <w:rPr>
+                <w:sz w:val="16"/>
+              </w:rPr>
+              <w:t xml:space="preserve">DEC-028</w:t>
+            </w:r>
+          </w:p>
+        </w:tc>
+        <w:tc>
+          <w:tcPr>
+            <w:tcW w:w="2556" w:type="dxa"/>
+            <w:shd w:val="clear" w:color="auto" w:fill="F3F7F9"/>
+            <w:tcMar>
+              <w:top w:w="80" w:type="dxa"/>
+              <w:left w:w="100" w:type="dxa"/>
+              <w:bottom w:w="80" w:type="dxa"/>
+              <w:right w:w="100" w:type="dxa"/>
+            </w:tcMar>
+            <w:vAlign w:val="center"/>
+          </w:tcPr>
+          <w:p>
+            <w:pPr>
+              <w:spacing w:after="20"/>
+            </w:pPr>
+            <w:r>
+              <w:rPr>
+                <w:sz w:val="16"/>
+              </w:rPr>
+              <w:t xml:space="preserve">Média</w:t>
+            </w:r>
+          </w:p>
+        </w:tc>
+        <w:tc>
+          <w:tcPr>
+            <w:tcW w:w="2556" w:type="dxa"/>
+            <w:shd w:val="clear" w:color="auto" w:fill="F3F7F9"/>
+            <w:tcMar>
+              <w:top w:w="80" w:type="dxa"/>
+              <w:left w:w="100" w:type="dxa"/>
+              <w:bottom w:w="80" w:type="dxa"/>
+              <w:right w:w="100" w:type="dxa"/>
+            </w:tcMar>
+            <w:vAlign w:val="center"/>
+          </w:tcPr>
+          <w:p>
+            <w:pPr>
+              <w:spacing w:after="20"/>
+              <w:rPr>
+                <w:lang w:val="pt-BR"/>
+              </w:rPr>
+            </w:pPr>
+            <w:r>
+              <w:rPr>
+                <w:sz w:val="16"/>
+                <w:lang w:val="pt-BR"/>
+              </w:rPr>
+              <w:t xml:space="preserve">RNF-015 e DEC-020 não definiam a referência para medir o desvio de relógio, o status HTTP de getHealth em DEGRADED nem o critério de DOWN.</w:t>
+            </w:r>
+          </w:p>
+        </w:tc>
+        <w:tc>
+          <w:tcPr>
+            <w:tcW w:w="2556" w:type="dxa"/>
+            <w:shd w:val="clear" w:color="auto" w:fill="F3F7F9"/>
+            <w:tcMar>
+              <w:top w:w="80" w:type="dxa"/>
+              <w:left w:w="100" w:type="dxa"/>
+              <w:bottom w:w="80" w:type="dxa"/>
+              <w:right w:w="100" w:type="dxa"/>
+            </w:tcMar>
+            <w:vAlign w:val="center"/>
+          </w:tcPr>
+          <w:p>
+            <w:pPr>
+              <w:spacing w:after="20"/>
+              <w:rPr>
+                <w:lang w:val="pt-BR"/>
+              </w:rPr>
+            </w:pPr>
+            <w:r>
+              <w:rPr>
+                <w:sz w:val="16"/>
+                <w:lang w:val="pt-BR"/>
+              </w:rPr>
+              <w:t xml:space="preserve">getHealth compara, a cada chamada, o Clock da API com o now() do PostgreSQL: desvio absoluto acima de CLOCK_SKEW_MAX_MS retorna DEGRADED com 503. PostgreSQL sem resposta dentro do tempo-limite da sondagem (padrão 2 s, configurável) retorna DOWN com 503. Caso contrário, UP com 200. O corpo é Health em todos os casos; e-mail, storage e fila não entram na sondagem.</w:t>
+            </w:r>
+          </w:p>
+        </w:tc>
+      </w:tr>
+      <w:tr>
+        <w:trPr>
+          <w:cantSplit/>
+          <w:jc w:val="center"/>
+        </w:trPr>
+        <w:tc>
+          <w:tcPr>
+            <w:tcW w:w="2556" w:type="dxa"/>
+            <w:shd w:val="clear" w:color="auto" w:fill="F3F7F9"/>
+            <w:tcMar>
+              <w:top w:w="80" w:type="dxa"/>
+              <w:left w:w="100" w:type="dxa"/>
+              <w:bottom w:w="80" w:type="dxa"/>
+              <w:right w:w="100" w:type="dxa"/>
+            </w:tcMar>
+            <w:vAlign w:val="center"/>
+          </w:tcPr>
+          <w:p>
+            <w:pPr>
+              <w:spacing w:after="20"/>
+            </w:pPr>
+            <w:r>
+              <w:rPr>
+                <w:sz w:val="16"/>
+              </w:rPr>
+              <w:t xml:space="preserve">DEC-029</w:t>
+            </w:r>
+          </w:p>
+        </w:tc>
+        <w:tc>
+          <w:tcPr>
+            <w:tcW w:w="2556" w:type="dxa"/>
+            <w:shd w:val="clear" w:color="auto" w:fill="F3F7F9"/>
+            <w:tcMar>
+              <w:top w:w="80" w:type="dxa"/>
+              <w:left w:w="100" w:type="dxa"/>
+              <w:bottom w:w="80" w:type="dxa"/>
+              <w:right w:w="100" w:type="dxa"/>
+            </w:tcMar>
+            <w:vAlign w:val="center"/>
+          </w:tcPr>
+          <w:p>
+            <w:pPr>
+              <w:spacing w:after="20"/>
+            </w:pPr>
+            <w:r>
+              <w:rPr>
+                <w:sz w:val="16"/>
+              </w:rPr>
+              <w:t xml:space="preserve">Média</w:t>
+            </w:r>
+          </w:p>
+        </w:tc>
+        <w:tc>
+          <w:tcPr>
+            <w:tcW w:w="2556" w:type="dxa"/>
+            <w:shd w:val="clear" w:color="auto" w:fill="F3F7F9"/>
+            <w:tcMar>
+              <w:top w:w="80" w:type="dxa"/>
+              <w:left w:w="100" w:type="dxa"/>
+              <w:bottom w:w="80" w:type="dxa"/>
+              <w:right w:w="100" w:type="dxa"/>
+            </w:tcMar>
+            <w:vAlign w:val="center"/>
+          </w:tcPr>
+          <w:p>
+            <w:pPr>
+              <w:spacing w:after="20"/>
+              <w:rPr>
+                <w:lang w:val="pt-BR"/>
+              </w:rPr>
+            </w:pPr>
+            <w:r>
+              <w:rPr>
+                <w:sz w:val="16"/>
+                <w:lang w:val="pt-BR"/>
+              </w:rPr>
+              <w:t xml:space="preserve">RN-017 e DEC-015 exigiam lista local versionada de senhas comprometidas sem definir a fonte.</w:t>
+            </w:r>
+          </w:p>
+        </w:tc>
+        <w:tc>
+          <w:tcPr>
+            <w:tcW w:w="2556" w:type="dxa"/>
+            <w:shd w:val="clear" w:color="auto" w:fill="F3F7F9"/>
+            <w:tcMar>
+              <w:top w:w="80" w:type="dxa"/>
+              <w:left w:w="100" w:type="dxa"/>
+              <w:bottom w:w="80" w:type="dxa"/>
+              <w:right w:w="100" w:type="dxa"/>
+            </w:tcMar>
+            <w:vAlign w:val="center"/>
+          </w:tcPr>
+          <w:p>
+            <w:pPr>
+              <w:spacing w:after="20"/>
+              <w:rPr>
+                <w:lang w:val="pt-BR"/>
+              </w:rPr>
+            </w:pPr>
+            <w:r>
+              <w:rPr>
+                <w:sz w:val="16"/>
+                <w:lang w:val="pt-BR"/>
+              </w:rPr>
+              <w:t xml:space="preserve">Fonte: SecLists, arquivo Passwords/Common-Credentials/10-million-password-list-top-100000.txt (licença MIT), versionado no repositório com origem e SHA-256 registrados. A senha informada é rejeitada quando coincide exatamente com uma entrada da lista; a atualização da lista entra por PR próprio.</w:t>
+            </w:r>
+          </w:p>
+        </w:tc>
+      </w:tr>
     </w:tbl>
     <w:p>
       <w:pPr>
@@ -5423,7 +5643,7 @@
                 <w:sz w:val="16"/>
                 <w:lang w:val="pt-BR"/>
               </w:rPr>
-              <w:t>Senha de 10 a 72 caracteres com minúscula, maiúscula e dígito, fora da lista local de senhas comprometidas e sem consulta remota; hash Argon2id. Token de verificação vale 24 h e o de redefinição 60 min, ambos de uso único; novo token invalida o anterior.</w:t>
+              <w:t>Senha de 10 a 72 caracteres com minúscula, maiúscula e dígito, fora da lista local de senhas comprometidas e sem consulta remota; hash Argon2id. Token de verificação vale 24 h e o de redefinição 60 min, ambos de uso único; novo token invalida o anterior. Fonte da lista de senhas comprometidas: DEC-029.</w:t>
             </w:r>
           </w:p>
         </w:tc>
@@ -12319,7 +12539,7 @@
                 <w:sz w:val="16"/>
                 <w:lang w:val="pt-BR"/>
               </w:rPr>
-              <w:t>Relógios sincronizados; desvio acima de CLOCK_SKEW_MAX_MS (padrão 5 s) bloqueia decisões temporais críticas e marca getHealth como DEGRADED.</w:t>
+              <w:t>Relógios sincronizados; desvio acima de CLOCK_SKEW_MAX_MS (padrão 5 s) bloqueia decisões temporais críticas e marca getHealth como DEGRADED. Referência do desvio e estados de getHealth: DEC-028.</w:t>
             </w:r>
           </w:p>
         </w:tc>
@@ -34708,6 +34928,19 @@
           <w:lang w:val="pt-BR"/>
         </w:rPr>
         <w:t xml:space="preserve">Decisão do mantenedor em 06/10/2026 (DEC-027), proposta para aprovação no PR: limites do horizonte móvel de 30 dias (data civil atual até + 30 dias, inclusive) e geração, já vencida, de horários do dia que já passaram.</w:t>
+      </w:r>
+    </w:p>
+    <w:p>
+      <w:pPr>
+        <w:rPr>
+          <w:lang w:val="pt-BR"/>
+        </w:rPr>
+      </w:pPr>
+      <w:r>
+        <w:rPr>
+          <w:lang w:val="pt-BR"/>
+        </w:rPr>
+        <w:t xml:space="preserve">Decisões do mantenedor em 08/10/2026 (DEC-028 e DEC-029), propostas para aprovação no PR: referência e estados de getHealth (desvio contra o relógio do PostgreSQL, DEGRADED e DOWN com 503) e fonte da lista de senhas comprometidas (SecLists top 100.000).</w:t>
       </w:r>
     </w:p>
     <w:p>

--- a/MeuRemedio_Especificacao_Funcional_02.33.docx
+++ b/MeuRemedio_Especificacao_Funcional_02.33.docx
@@ -4144,6 +4144,116 @@
                 <w:lang w:val="pt-BR"/>
               </w:rPr>
               <w:t xml:space="preserve">Fonte: SecLists, arquivo Passwords/Common-Credentials/10-million-password-list-top-100000.txt (licença MIT), versionado no repositório com origem e SHA-256 registrados. A senha informada é rejeitada quando coincide exatamente com uma entrada da lista; a atualização da lista entra por PR próprio.</w:t>
+            </w:r>
+          </w:p>
+        </w:tc>
+      </w:tr>
+      <w:tr>
+        <w:trPr>
+          <w:cantSplit/>
+          <w:jc w:val="center"/>
+        </w:trPr>
+        <w:tc>
+          <w:tcPr>
+            <w:tcW w:w="2556" w:type="dxa"/>
+            <w:shd w:val="clear" w:color="auto" w:fill="F3F7F9"/>
+            <w:tcMar>
+              <w:top w:w="80" w:type="dxa"/>
+              <w:left w:w="100" w:type="dxa"/>
+              <w:bottom w:w="80" w:type="dxa"/>
+              <w:right w:w="100" w:type="dxa"/>
+            </w:tcMar>
+            <w:vAlign w:val="center"/>
+          </w:tcPr>
+          <w:p>
+            <w:pPr>
+              <w:spacing w:after="20"/>
+            </w:pPr>
+            <w:r>
+              <w:rPr>
+                <w:sz w:val="16"/>
+              </w:rPr>
+              <w:t xml:space="preserve">DEC-030</w:t>
+            </w:r>
+          </w:p>
+        </w:tc>
+        <w:tc>
+          <w:tcPr>
+            <w:tcW w:w="2556" w:type="dxa"/>
+            <w:shd w:val="clear" w:color="auto" w:fill="F3F7F9"/>
+            <w:tcMar>
+              <w:top w:w="80" w:type="dxa"/>
+              <w:left w:w="100" w:type="dxa"/>
+              <w:bottom w:w="80" w:type="dxa"/>
+              <w:right w:w="100" w:type="dxa"/>
+            </w:tcMar>
+            <w:vAlign w:val="center"/>
+          </w:tcPr>
+          <w:p>
+            <w:pPr>
+              <w:spacing w:after="20"/>
+            </w:pPr>
+            <w:r>
+              <w:rPr>
+                <w:sz w:val="16"/>
+              </w:rPr>
+              <w:t xml:space="preserve">Média</w:t>
+            </w:r>
+          </w:p>
+        </w:tc>
+        <w:tc>
+          <w:tcPr>
+            <w:tcW w:w="2556" w:type="dxa"/>
+            <w:shd w:val="clear" w:color="auto" w:fill="F3F7F9"/>
+            <w:tcMar>
+              <w:top w:w="80" w:type="dxa"/>
+              <w:left w:w="100" w:type="dxa"/>
+              <w:bottom w:w="80" w:type="dxa"/>
+              <w:right w:w="100" w:type="dxa"/>
+            </w:tcMar>
+            <w:vAlign w:val="center"/>
+          </w:tcPr>
+          <w:p>
+            <w:pPr>
+              <w:spacing w:after="20"/>
+              <w:rPr>
+                <w:lang w:val="pt-BR"/>
+              </w:rPr>
+            </w:pPr>
+            <w:r>
+              <w:rPr>
+                <w:sz w:val="16"/>
+                <w:lang w:val="pt-BR"/>
+              </w:rPr>
+              <w:t xml:space="preserve">A Especificação não definia o resultado de createAccount para e-mail que já possui conta (users.email_normalized é único).</w:t>
+            </w:r>
+          </w:p>
+        </w:tc>
+        <w:tc>
+          <w:tcPr>
+            <w:tcW w:w="2556" w:type="dxa"/>
+            <w:shd w:val="clear" w:color="auto" w:fill="F3F7F9"/>
+            <w:tcMar>
+              <w:top w:w="80" w:type="dxa"/>
+              <w:left w:w="100" w:type="dxa"/>
+              <w:bottom w:w="80" w:type="dxa"/>
+              <w:right w:w="100" w:type="dxa"/>
+            </w:tcMar>
+            <w:vAlign w:val="center"/>
+          </w:tcPr>
+          <w:p>
+            <w:pPr>
+              <w:spacing w:after="20"/>
+              <w:rPr>
+                <w:lang w:val="pt-BR"/>
+              </w:rPr>
+            </w:pPr>
+            <w:r>
+              <w:rPr>
+                <w:sz w:val="16"/>
+                <w:lang w:val="pt-BR"/>
+              </w:rPr>
+              <w:t xml:space="preserve">createAccount com e-mail normalizado já cadastrado, em qualquer estado da conta, retorna 409 STATE_CONFLICT sem criar conta, token ou e-mail. A exposição de que o e-mail tem conta é aceita e mitigada pelo rate limit de rotas públicas (RNF-006).</w:t>
             </w:r>
           </w:p>
         </w:tc>
@@ -34941,6 +35051,19 @@
           <w:lang w:val="pt-BR"/>
         </w:rPr>
         <w:t xml:space="preserve">Decisões do mantenedor em 08/10/2026 (DEC-028 e DEC-029), propostas para aprovação no PR: referência e estados de getHealth (desvio contra o relógio do PostgreSQL, DEGRADED e DOWN com 503) e fonte da lista de senhas comprometidas (SecLists top 100.000).</w:t>
+      </w:r>
+    </w:p>
+    <w:p>
+      <w:pPr>
+        <w:rPr>
+          <w:lang w:val="pt-BR"/>
+        </w:rPr>
+      </w:pPr>
+      <w:r>
+        <w:rPr>
+          <w:lang w:val="pt-BR"/>
+        </w:rPr>
+        <w:t xml:space="preserve">Decisão do mantenedor em 08/10/2026 (DEC-030), proposta para aprovação no PR: createAccount com e-mail já cadastrado retorna 409 STATE_CONFLICT.</w:t>
       </w:r>
     </w:p>
     <w:p>

--- a/MeuRemedio_Especificacao_Funcional_02.33.docx
+++ b/MeuRemedio_Especificacao_Funcional_02.33.docx
@@ -4258,6 +4258,116 @@
           </w:p>
         </w:tc>
       </w:tr>
+      <w:tr>
+        <w:trPr>
+          <w:cantSplit/>
+          <w:jc w:val="center"/>
+        </w:trPr>
+        <w:tc>
+          <w:tcPr>
+            <w:tcW w:w="2556" w:type="dxa"/>
+            <w:shd w:val="clear" w:color="auto" w:fill="F3F7F9"/>
+            <w:tcMar>
+              <w:top w:w="80" w:type="dxa"/>
+              <w:left w:w="100" w:type="dxa"/>
+              <w:bottom w:w="80" w:type="dxa"/>
+              <w:right w:w="100" w:type="dxa"/>
+            </w:tcMar>
+            <w:vAlign w:val="center"/>
+          </w:tcPr>
+          <w:p>
+            <w:pPr>
+              <w:spacing w:after="20"/>
+            </w:pPr>
+            <w:r>
+              <w:rPr>
+                <w:sz w:val="16"/>
+              </w:rPr>
+              <w:t xml:space="preserve">DEC-031</w:t>
+            </w:r>
+          </w:p>
+        </w:tc>
+        <w:tc>
+          <w:tcPr>
+            <w:tcW w:w="2556" w:type="dxa"/>
+            <w:shd w:val="clear" w:color="auto" w:fill="F3F7F9"/>
+            <w:tcMar>
+              <w:top w:w="80" w:type="dxa"/>
+              <w:left w:w="100" w:type="dxa"/>
+              <w:bottom w:w="80" w:type="dxa"/>
+              <w:right w:w="100" w:type="dxa"/>
+            </w:tcMar>
+            <w:vAlign w:val="center"/>
+          </w:tcPr>
+          <w:p>
+            <w:pPr>
+              <w:spacing w:after="20"/>
+            </w:pPr>
+            <w:r>
+              <w:rPr>
+                <w:sz w:val="16"/>
+              </w:rPr>
+              <w:t xml:space="preserve">Alta</w:t>
+            </w:r>
+          </w:p>
+        </w:tc>
+        <w:tc>
+          <w:tcPr>
+            <w:tcW w:w="2556" w:type="dxa"/>
+            <w:shd w:val="clear" w:color="auto" w:fill="F3F7F9"/>
+            <w:tcMar>
+              <w:top w:w="80" w:type="dxa"/>
+              <w:left w:w="100" w:type="dxa"/>
+              <w:bottom w:w="80" w:type="dxa"/>
+              <w:right w:w="100" w:type="dxa"/>
+            </w:tcMar>
+            <w:vAlign w:val="center"/>
+          </w:tcPr>
+          <w:p>
+            <w:pPr>
+              <w:spacing w:after="20"/>
+              <w:rPr>
+                <w:lang w:val="pt-BR"/>
+              </w:rPr>
+            </w:pPr>
+            <w:r>
+              <w:rPr>
+                <w:sz w:val="16"/>
+                <w:lang w:val="pt-BR"/>
+              </w:rPr>
+              <w:t xml:space="preserve">RN-018 excluía do e-mail de lembrete o nome do medicamento e o horário, o que obrigava o titular a abrir a aplicação para saber qual medicamento tomar.</w:t>
+            </w:r>
+          </w:p>
+        </w:tc>
+        <w:tc>
+          <w:tcPr>
+            <w:tcW w:w="2556" w:type="dxa"/>
+            <w:shd w:val="clear" w:color="auto" w:fill="F3F7F9"/>
+            <w:tcMar>
+              <w:top w:w="80" w:type="dxa"/>
+              <w:left w:w="100" w:type="dxa"/>
+              <w:bottom w:w="80" w:type="dxa"/>
+              <w:right w:w="100" w:type="dxa"/>
+            </w:tcMar>
+            <w:vAlign w:val="center"/>
+          </w:tcPr>
+          <w:p>
+            <w:pPr>
+              <w:spacing w:after="20"/>
+              <w:rPr>
+                <w:lang w:val="pt-BR"/>
+              </w:rPr>
+            </w:pPr>
+            <w:r>
+              <w:rPr>
+                <w:sz w:val="16"/>
+                <w:lang w:val="pt-BR"/>
+              </w:rPr>
+              <w:t xml:space="preserve">O e-mail de lembrete informa o nome do medicamento (snapshot da ocorrência) e o horário local previsto (HH:MM no fuso da conta). Continuam proibidos a dose e o link com token. Risco aceito pelo mantenedor: o nome do medicamento é dado de saúde e fica exposto ao provedor de e-mail e a quem acessar a caixa postal ou as notificações do aparelho; a decisão fica sujeita ao parecer de privacidade (GX-001 a GX-006).</w:t>
+            </w:r>
+          </w:p>
+        </w:tc>
+      </w:tr>
     </w:tbl>
     <w:p>
       <w:pPr>
@@ -5832,7 +5942,7 @@
                 <w:sz w:val="16"/>
                 <w:lang w:val="pt-BR"/>
               </w:rPr>
-              <w:t>Ocorrências são geradas ao criar ou editar o plano (via Outbox) e por job horário que mantém o horizonte de 30 dias; o job de prazo executa a cada minuto. Há no máximo 1 e-mail de lembrete por ocorrência, enviado em scheduled_at, sem nome do medicamento, dose ou link com token. O lembrete web consulta listOccurrences a cada 60 s. Limites do horizonte e horários já vencidos na geração: DEC-027.</w:t>
+              <w:t>Ocorrências são geradas ao criar ou editar o plano (via Outbox) e por job horário que mantém o horizonte de 30 dias; o job de prazo executa a cada minuto. Há no máximo 1 e-mail de lembrete por ocorrência, enviado em scheduled_at, com o nome do medicamento e o horário local previsto, sem dose nem link com token (DEC-031). O lembrete web consulta listOccurrences a cada 60 s. Limites do horizonte e horários já vencidos na geração: DEC-027.</w:t>
             </w:r>
           </w:p>
         </w:tc>
@@ -35064,6 +35174,19 @@
           <w:lang w:val="pt-BR"/>
         </w:rPr>
         <w:t xml:space="preserve">Decisão do mantenedor em 08/10/2026 (DEC-030), proposta para aprovação no PR: createAccount com e-mail já cadastrado retorna 409 STATE_CONFLICT.</w:t>
+      </w:r>
+    </w:p>
+    <w:p>
+      <w:pPr>
+        <w:rPr>
+          <w:lang w:val="pt-BR"/>
+        </w:rPr>
+      </w:pPr>
+      <w:r>
+        <w:rPr>
+          <w:lang w:val="pt-BR"/>
+        </w:rPr>
+        <w:t xml:space="preserve">Decisão do mantenedor em 10/10/2026 (DEC-031), proposta para aprovação no PR: o e-mail de lembrete informa o nome do medicamento e o horário local previsto, sem dose nem link com token (altera RN-018 e, nesse ponto, DEC-017).</w:t>
       </w:r>
     </w:p>
     <w:p>

--- a/MeuRemedio_Especificacao_Funcional_02.33.docx
+++ b/MeuRemedio_Especificacao_Funcional_02.33.docx
@@ -4368,6 +4368,116 @@
           </w:p>
         </w:tc>
       </w:tr>
+      <w:tr>
+        <w:trPr>
+          <w:cantSplit/>
+          <w:jc w:val="center"/>
+        </w:trPr>
+        <w:tc>
+          <w:tcPr>
+            <w:tcW w:w="2556" w:type="dxa"/>
+            <w:shd w:val="clear" w:color="auto" w:fill="F3F7F9"/>
+            <w:tcMar>
+              <w:top w:w="80" w:type="dxa"/>
+              <w:left w:w="100" w:type="dxa"/>
+              <w:bottom w:w="80" w:type="dxa"/>
+              <w:right w:w="100" w:type="dxa"/>
+            </w:tcMar>
+            <w:vAlign w:val="center"/>
+          </w:tcPr>
+          <w:p>
+            <w:pPr>
+              <w:spacing w:after="20"/>
+            </w:pPr>
+            <w:r>
+              <w:rPr>
+                <w:sz w:val="16"/>
+              </w:rPr>
+              <w:t xml:space="preserve">DEC-032</w:t>
+            </w:r>
+          </w:p>
+        </w:tc>
+        <w:tc>
+          <w:tcPr>
+            <w:tcW w:w="2556" w:type="dxa"/>
+            <w:shd w:val="clear" w:color="auto" w:fill="F3F7F9"/>
+            <w:tcMar>
+              <w:top w:w="80" w:type="dxa"/>
+              <w:left w:w="100" w:type="dxa"/>
+              <w:bottom w:w="80" w:type="dxa"/>
+              <w:right w:w="100" w:type="dxa"/>
+            </w:tcMar>
+            <w:vAlign w:val="center"/>
+          </w:tcPr>
+          <w:p>
+            <w:pPr>
+              <w:spacing w:after="20"/>
+            </w:pPr>
+            <w:r>
+              <w:rPr>
+                <w:sz w:val="16"/>
+              </w:rPr>
+              <w:t xml:space="preserve">Média</w:t>
+            </w:r>
+          </w:p>
+        </w:tc>
+        <w:tc>
+          <w:tcPr>
+            <w:tcW w:w="2556" w:type="dxa"/>
+            <w:shd w:val="clear" w:color="auto" w:fill="F3F7F9"/>
+            <w:tcMar>
+              <w:top w:w="80" w:type="dxa"/>
+              <w:left w:w="100" w:type="dxa"/>
+              <w:bottom w:w="80" w:type="dxa"/>
+              <w:right w:w="100" w:type="dxa"/>
+            </w:tcMar>
+            <w:vAlign w:val="center"/>
+          </w:tcPr>
+          <w:p>
+            <w:pPr>
+              <w:spacing w:after="20"/>
+              <w:rPr>
+                <w:lang w:val="pt-BR"/>
+              </w:rPr>
+            </w:pPr>
+            <w:r>
+              <w:rPr>
+                <w:sz w:val="16"/>
+                <w:lang w:val="pt-BR"/>
+              </w:rPr>
+              <w:t xml:space="preserve">createSession, revokeAllSessions e requestAccountDeletion validam corpo e Idempotency-Key, mas a OpenAPI 02.33.4 não declarava 400: entrada inválida sairia do contrato como 500 (o TS-038 passo 4 já exigia 400).</w:t>
+            </w:r>
+          </w:p>
+        </w:tc>
+        <w:tc>
+          <w:tcPr>
+            <w:tcW w:w="2556" w:type="dxa"/>
+            <w:shd w:val="clear" w:color="auto" w:fill="F3F7F9"/>
+            <w:tcMar>
+              <w:top w:w="80" w:type="dxa"/>
+              <w:left w:w="100" w:type="dxa"/>
+              <w:bottom w:w="80" w:type="dxa"/>
+              <w:right w:w="100" w:type="dxa"/>
+            </w:tcMar>
+            <w:vAlign w:val="center"/>
+          </w:tcPr>
+          <w:p>
+            <w:pPr>
+              <w:spacing w:after="20"/>
+              <w:rPr>
+                <w:lang w:val="pt-BR"/>
+              </w:rPr>
+            </w:pPr>
+            <w:r>
+              <w:rPr>
+                <w:sz w:val="16"/>
+                <w:lang w:val="pt-BR"/>
+              </w:rPr>
+              <w:t xml:space="preserve">Declarar 400 VALIDATION_FAILED (ERR-001) nas três operações (OpenAPI 02.33.5) e exigir, no TS-040, 400 em toda operação com corpo ou parâmetro de query ou cabeçalho validado.</w:t>
+            </w:r>
+          </w:p>
+        </w:tc>
+      </w:tr>
     </w:tbl>
     <w:p>
       <w:pPr>
@@ -28137,7 +28247,7 @@
               <w:rPr>
                 <w:sz w:val="16"/>
               </w:rPr>
-              <w:t>OK - CONTRATO 02.33.4</w:t>
+              <w:t>OK - CONTRATO 02.33.5</w:t>
             </w:r>
           </w:p>
         </w:tc>
@@ -28165,7 +28275,7 @@
                 <w:sz w:val="16"/>
                 <w:lang w:val="pt-BR"/>
               </w:rPr>
-              <w:t>Schemas OpenAPI 02.33.4 definem tipos, formatos, obrigatoriedade, limites, enums e nulabilidade dos campos expostos; o dicionário físico completo está em docs/architecture/DATA_MODEL.md (Anexo C) e deve manter equivalência comprovada por testes de contrato.</w:t>
+              <w:t>Schemas OpenAPI 02.33.5 definem tipos, formatos, obrigatoriedade, limites, enums e nulabilidade dos campos expostos; o dicionário físico completo está em docs/architecture/DATA_MODEL.md (Anexo C) e deve manter equivalência comprovada por testes de contrato.</w:t>
             </w:r>
           </w:p>
         </w:tc>
@@ -30169,7 +30279,7 @@
         <w:rPr>
           <w:lang w:val="pt-BR"/>
         </w:rPr>
-        <w:t>O arquivo MeuRemedio_OpenAPI_02.33.4_COMPLETO.yaml é normativo para a superfície HTTP da versão 02.33. Em caso de conflito sobre rota, método, cabeçalho, payload, schema, enumeração, formato ou código HTTP, o OpenAPI prevalece. As regras de negócio, privacidade e estados funcionais deste documento prevalecem quando o OpenAPI não tratar o assunto.</w:t>
+        <w:t>O arquivo MeuRemedio_OpenAPI_02.33.5_COMPLETO.yaml é normativo para a superfície HTTP da versão 02.33. Em caso de conflito sobre rota, método, cabeçalho, payload, schema, enumeração, formato ou código HTTP, o OpenAPI prevalece. As regras de negócio, privacidade e estados funcionais deste documento prevalecem quando o OpenAPI não tratar o assunto.</w:t>
       </w:r>
     </w:p>
     <w:tbl>
@@ -30341,7 +30451,7 @@
               <w:rPr>
                 <w:sz w:val="15"/>
               </w:rPr>
-              <w:t>02.33.4</w:t>
+              <w:t>02.33.5</w:t>
             </w:r>
           </w:p>
         </w:tc>
@@ -35042,7 +35152,7 @@
         <w:rPr>
           <w:lang w:val="pt-BR"/>
         </w:rPr>
-        <w:t>BASELINE DEV-FINAL 02.33. Este documento e o arquivo MeuRemedio_OpenAPI_02.33.4_COMPLETO.yaml constituem, em conjunto, a fonte normativa para IA-DEV e IA-TEST. Desenvolvimento, geração de código, modelagem de dados, testes automatizados, testes de contrato e homologação técnica estão liberados. Entrada em produção permanece condicionada aos gates GX-001 a GX-006.</w:t>
+        <w:t>BASELINE DEV-FINAL 02.33. Este documento e o arquivo MeuRemedio_OpenAPI_02.33.5_COMPLETO.yaml constituem, em conjunto, a fonte normativa para IA-DEV e IA-TEST. Desenvolvimento, geração de código, modelagem de dados, testes automatizados, testes de contrato e homologação técnica estão liberados. Entrada em produção permanece condicionada aos gates GX-001 a GX-006.</w:t>
       </w:r>
     </w:p>
     <w:p>
@@ -35187,6 +35297,19 @@
           <w:lang w:val="pt-BR"/>
         </w:rPr>
         <w:t xml:space="preserve">Decisão do mantenedor em 10/10/2026 (DEC-031), proposta para aprovação no PR: o e-mail de lembrete informa o nome do medicamento e o horário local previsto, sem dose nem link com token (altera RN-018 e, nesse ponto, DEC-017).</w:t>
+      </w:r>
+    </w:p>
+    <w:p>
+      <w:pPr>
+        <w:rPr>
+          <w:lang w:val="pt-BR"/>
+        </w:rPr>
+      </w:pPr>
+      <w:r>
+        <w:rPr>
+          <w:lang w:val="pt-BR"/>
+        </w:rPr>
+        <w:t xml:space="preserve">Revisão da OpenAPI para 02.33.5 em 10/10/2026 (DEC-032), proposta para aprovação no PR: 400 VALIDATION_FAILED documentado em createSession, revokeAllSessions e requestAccountDeletion.</w:t>
       </w:r>
     </w:p>
     <w:p>

--- a/MeuRemedio_Especificacao_Funcional_02.33.docx
+++ b/MeuRemedio_Especificacao_Funcional_02.33.docx
@@ -4474,6 +4474,116 @@
                 <w:lang w:val="pt-BR"/>
               </w:rPr>
               <w:t xml:space="preserve">Declarar 400 VALIDATION_FAILED (ERR-001) nas três operações (OpenAPI 02.33.5) e exigir, no TS-040, 400 em toda operação com corpo ou parâmetro de query ou cabeçalho validado.</w:t>
+            </w:r>
+          </w:p>
+        </w:tc>
+      </w:tr>
+      <w:tr>
+        <w:trPr>
+          <w:cantSplit/>
+          <w:jc w:val="center"/>
+        </w:trPr>
+        <w:tc>
+          <w:tcPr>
+            <w:tcW w:w="2556" w:type="dxa"/>
+            <w:shd w:val="clear" w:color="auto" w:fill="F3F7F9"/>
+            <w:tcMar>
+              <w:top w:w="80" w:type="dxa"/>
+              <w:left w:w="100" w:type="dxa"/>
+              <w:bottom w:w="80" w:type="dxa"/>
+              <w:right w:w="100" w:type="dxa"/>
+            </w:tcMar>
+            <w:vAlign w:val="center"/>
+          </w:tcPr>
+          <w:p>
+            <w:pPr>
+              <w:spacing w:after="20"/>
+            </w:pPr>
+            <w:r>
+              <w:rPr>
+                <w:sz w:val="16"/>
+              </w:rPr>
+              <w:t xml:space="preserve">DEC-033</w:t>
+            </w:r>
+          </w:p>
+        </w:tc>
+        <w:tc>
+          <w:tcPr>
+            <w:tcW w:w="2556" w:type="dxa"/>
+            <w:shd w:val="clear" w:color="auto" w:fill="F3F7F9"/>
+            <w:tcMar>
+              <w:top w:w="80" w:type="dxa"/>
+              <w:left w:w="100" w:type="dxa"/>
+              <w:bottom w:w="80" w:type="dxa"/>
+              <w:right w:w="100" w:type="dxa"/>
+            </w:tcMar>
+            <w:vAlign w:val="center"/>
+          </w:tcPr>
+          <w:p>
+            <w:pPr>
+              <w:spacing w:after="20"/>
+            </w:pPr>
+            <w:r>
+              <w:rPr>
+                <w:sz w:val="16"/>
+              </w:rPr>
+              <w:t xml:space="preserve">Média</w:t>
+            </w:r>
+          </w:p>
+        </w:tc>
+        <w:tc>
+          <w:tcPr>
+            <w:tcW w:w="2556" w:type="dxa"/>
+            <w:shd w:val="clear" w:color="auto" w:fill="F3F7F9"/>
+            <w:tcMar>
+              <w:top w:w="80" w:type="dxa"/>
+              <w:left w:w="100" w:type="dxa"/>
+              <w:bottom w:w="80" w:type="dxa"/>
+              <w:right w:w="100" w:type="dxa"/>
+            </w:tcMar>
+            <w:vAlign w:val="center"/>
+          </w:tcPr>
+          <w:p>
+            <w:pPr>
+              <w:spacing w:after="20"/>
+              <w:rPr>
+                <w:lang w:val="pt-BR"/>
+              </w:rPr>
+            </w:pPr>
+            <w:r>
+              <w:rPr>
+                <w:sz w:val="16"/>
+                <w:lang w:val="pt-BR"/>
+              </w:rPr>
+              <w:t xml:space="preserve">TS-028 exigia remover a conta pendente antiga sem órfãos, mas não definia a partir de quando a conta pendente é antiga.</w:t>
+            </w:r>
+          </w:p>
+        </w:tc>
+        <w:tc>
+          <w:tcPr>
+            <w:tcW w:w="2556" w:type="dxa"/>
+            <w:shd w:val="clear" w:color="auto" w:fill="F3F7F9"/>
+            <w:tcMar>
+              <w:top w:w="80" w:type="dxa"/>
+              <w:left w:w="100" w:type="dxa"/>
+              <w:bottom w:w="80" w:type="dxa"/>
+              <w:right w:w="100" w:type="dxa"/>
+            </w:tcMar>
+            <w:vAlign w:val="center"/>
+          </w:tcPr>
+          <w:p>
+            <w:pPr>
+              <w:spacing w:after="20"/>
+              <w:rPr>
+                <w:lang w:val="pt-BR"/>
+              </w:rPr>
+            </w:pPr>
+            <w:r>
+              <w:rPr>
+                <w:sz w:val="16"/>
+                <w:lang w:val="pt-BR"/>
+              </w:rPr>
+              <w:t xml:space="preserve">A conta que segue PENDING_VERIFICATION 30 dias após o cadastro é removida pelo job de expurgo, com tokens, eventos do Outbox, snapshot de idempotência e contador de login, sem tombstone; o e-mail fica livre para novo cadastro.</w:t>
             </w:r>
           </w:p>
         </w:tc>
@@ -35310,6 +35420,19 @@
           <w:lang w:val="pt-BR"/>
         </w:rPr>
         <w:t xml:space="preserve">Revisão da OpenAPI para 02.33.5 em 10/10/2026 (DEC-032), proposta para aprovação no PR: 400 VALIDATION_FAILED documentado em createSession, revokeAllSessions e requestAccountDeletion.</w:t>
+      </w:r>
+    </w:p>
+    <w:p>
+      <w:pPr>
+        <w:rPr>
+          <w:lang w:val="pt-BR"/>
+        </w:rPr>
+      </w:pPr>
+      <w:r>
+        <w:rPr>
+          <w:lang w:val="pt-BR"/>
+        </w:rPr>
+        <w:t xml:space="preserve">Decisão de 14/10/2026 (DEC-033), proposta para aprovação no PR: a conta que segue PENDING_VERIFICATION 30 dias após o cadastro é removida pelo job de expurgo, sem órfãos e sem tombstone (TS-028).</w:t>
       </w:r>
     </w:p>
     <w:p>

--- a/MeuRemedio_Especificacao_Funcional_02.33.docx
+++ b/MeuRemedio_Especificacao_Funcional_02.33.docx
@@ -4588,6 +4588,116 @@
           </w:p>
         </w:tc>
       </w:tr>
+      <w:tr>
+        <w:trPr>
+          <w:cantSplit/>
+          <w:jc w:val="center"/>
+        </w:trPr>
+        <w:tc>
+          <w:tcPr>
+            <w:tcW w:w="2556" w:type="dxa"/>
+            <w:shd w:val="clear" w:color="auto" w:fill="F3F7F9"/>
+            <w:tcMar>
+              <w:top w:w="80" w:type="dxa"/>
+              <w:left w:w="100" w:type="dxa"/>
+              <w:bottom w:w="80" w:type="dxa"/>
+              <w:right w:w="100" w:type="dxa"/>
+            </w:tcMar>
+            <w:vAlign w:val="center"/>
+          </w:tcPr>
+          <w:p>
+            <w:pPr>
+              <w:spacing w:after="20"/>
+            </w:pPr>
+            <w:r>
+              <w:rPr>
+                <w:sz w:val="16"/>
+              </w:rPr>
+              <w:t xml:space="preserve">DEC-034</w:t>
+            </w:r>
+          </w:p>
+        </w:tc>
+        <w:tc>
+          <w:tcPr>
+            <w:tcW w:w="2556" w:type="dxa"/>
+            <w:shd w:val="clear" w:color="auto" w:fill="F3F7F9"/>
+            <w:tcMar>
+              <w:top w:w="80" w:type="dxa"/>
+              <w:left w:w="100" w:type="dxa"/>
+              <w:bottom w:w="80" w:type="dxa"/>
+              <w:right w:w="100" w:type="dxa"/>
+            </w:tcMar>
+            <w:vAlign w:val="center"/>
+          </w:tcPr>
+          <w:p>
+            <w:pPr>
+              <w:spacing w:after="20"/>
+            </w:pPr>
+            <w:r>
+              <w:rPr>
+                <w:sz w:val="16"/>
+              </w:rPr>
+              <w:t xml:space="preserve">Média</w:t>
+            </w:r>
+          </w:p>
+        </w:tc>
+        <w:tc>
+          <w:tcPr>
+            <w:tcW w:w="2556" w:type="dxa"/>
+            <w:shd w:val="clear" w:color="auto" w:fill="F3F7F9"/>
+            <w:tcMar>
+              <w:top w:w="80" w:type="dxa"/>
+              <w:left w:w="100" w:type="dxa"/>
+              <w:bottom w:w="80" w:type="dxa"/>
+              <w:right w:w="100" w:type="dxa"/>
+            </w:tcMar>
+            <w:vAlign w:val="center"/>
+          </w:tcPr>
+          <w:p>
+            <w:pPr>
+              <w:spacing w:after="20"/>
+              <w:rPr>
+                <w:lang w:val="pt-BR"/>
+              </w:rPr>
+            </w:pPr>
+            <w:r>
+              <w:rPr>
+                <w:sz w:val="16"/>
+                <w:lang w:val="pt-BR"/>
+              </w:rPr>
+              <w:t xml:space="preserve">O contrato não tinha operação para listar as exportações do titular: a aplicação só acompanhava o pedido recém-criado e o perdia ao sair da página (DC-057).</w:t>
+            </w:r>
+          </w:p>
+        </w:tc>
+        <w:tc>
+          <w:tcPr>
+            <w:tcW w:w="2556" w:type="dxa"/>
+            <w:shd w:val="clear" w:color="auto" w:fill="F3F7F9"/>
+            <w:tcMar>
+              <w:top w:w="80" w:type="dxa"/>
+              <w:left w:w="100" w:type="dxa"/>
+              <w:bottom w:w="80" w:type="dxa"/>
+              <w:right w:w="100" w:type="dxa"/>
+            </w:tcMar>
+            <w:vAlign w:val="center"/>
+          </w:tcPr>
+          <w:p>
+            <w:pPr>
+              <w:spacing w:after="20"/>
+              <w:rPr>
+                <w:lang w:val="pt-BR"/>
+              </w:rPr>
+            </w:pPr>
+            <w:r>
+              <w:rPr>
+                <w:sz w:val="16"/>
+                <w:lang w:val="pt-BR"/>
+              </w:rPr>
+              <w:t xml:space="preserve">Nova operação listExports (GET /exports, OpenAPI 02.33.6): pedidos de exportação do titular em todos os estados, do mais recente para o mais antigo, com paginação por cursor (padrão 20, máximo 100). COMPLETED com expires_at atingido aparece como EXPIRED; a lista não traz snapshot nem dados do arquivo.</w:t>
+            </w:r>
+          </w:p>
+        </w:tc>
+      </w:tr>
     </w:tbl>
     <w:p>
       <w:pPr>
@@ -28357,7 +28467,7 @@
               <w:rPr>
                 <w:sz w:val="16"/>
               </w:rPr>
-              <w:t>OK - CONTRATO 02.33.5</w:t>
+              <w:t xml:space="preserve">OK - CONTRATO 02.33.6</w:t>
             </w:r>
           </w:p>
         </w:tc>
@@ -28385,7 +28495,7 @@
                 <w:sz w:val="16"/>
                 <w:lang w:val="pt-BR"/>
               </w:rPr>
-              <w:t>Schemas OpenAPI 02.33.5 definem tipos, formatos, obrigatoriedade, limites, enums e nulabilidade dos campos expostos; o dicionário físico completo está em docs/architecture/DATA_MODEL.md (Anexo C) e deve manter equivalência comprovada por testes de contrato.</w:t>
+              <w:t xml:space="preserve">Schemas OpenAPI 02.33.6 definem tipos, formatos, obrigatoriedade, limites, enums e nulabilidade dos campos expostos; o dicionário físico completo está em docs/architecture/DATA_MODEL.md (Anexo C) e deve manter equivalência comprovada por testes de contrato.</w:t>
             </w:r>
           </w:p>
         </w:tc>
@@ -30389,7 +30499,7 @@
         <w:rPr>
           <w:lang w:val="pt-BR"/>
         </w:rPr>
-        <w:t>O arquivo MeuRemedio_OpenAPI_02.33.5_COMPLETO.yaml é normativo para a superfície HTTP da versão 02.33. Em caso de conflito sobre rota, método, cabeçalho, payload, schema, enumeração, formato ou código HTTP, o OpenAPI prevalece. As regras de negócio, privacidade e estados funcionais deste documento prevalecem quando o OpenAPI não tratar o assunto.</w:t>
+        <w:t xml:space="preserve">O arquivo MeuRemedio_OpenAPI_02.33.6_COMPLETO.yaml é normativo para a superfície HTTP da versão 02.33. Em caso de conflito sobre rota, método, cabeçalho, payload, schema, enumeração, formato ou código HTTP, o OpenAPI prevalece. As regras de negócio, privacidade e estados funcionais deste documento prevalecem quando o OpenAPI não tratar o assunto.</w:t>
       </w:r>
     </w:p>
     <w:tbl>
@@ -30561,7 +30671,7 @@
               <w:rPr>
                 <w:sz w:val="15"/>
               </w:rPr>
-              <w:t>02.33.5</w:t>
+              <w:t xml:space="preserve">02.33.6</w:t>
             </w:r>
           </w:p>
         </w:tc>
@@ -30665,7 +30775,7 @@
               <w:rPr>
                 <w:sz w:val="15"/>
               </w:rPr>
-              <w:t>27</w:t>
+              <w:t xml:space="preserve">28</w:t>
             </w:r>
           </w:p>
         </w:tc>
@@ -30717,7 +30827,7 @@
               <w:rPr>
                 <w:sz w:val="15"/>
               </w:rPr>
-              <w:t>53</w:t>
+              <w:t xml:space="preserve">54</w:t>
             </w:r>
           </w:p>
         </w:tc>
@@ -33677,6 +33787,150 @@
                 <w:sz w:val="15"/>
               </w:rPr>
               <w:t>RF-007, CA-009</w:t>
+            </w:r>
+          </w:p>
+        </w:tc>
+      </w:tr>
+      <w:tr>
+        <w:trPr>
+          <w:cantSplit/>
+          <w:jc w:val="center"/>
+        </w:trPr>
+        <w:tc>
+          <w:tcPr>
+            <w:tcW w:w="1704" w:type="dxa"/>
+            <w:tcMar>
+              <w:top w:w="80" w:type="dxa"/>
+              <w:left w:w="100" w:type="dxa"/>
+              <w:bottom w:w="80" w:type="dxa"/>
+              <w:right w:w="100" w:type="dxa"/>
+            </w:tcMar>
+            <w:vAlign w:val="center"/>
+          </w:tcPr>
+          <w:p>
+            <w:pPr>
+              <w:spacing w:after="20"/>
+            </w:pPr>
+            <w:r>
+              <w:rPr>
+                <w:sz w:val="15"/>
+              </w:rPr>
+              <w:t xml:space="preserve">GET</w:t>
+            </w:r>
+          </w:p>
+        </w:tc>
+        <w:tc>
+          <w:tcPr>
+            <w:tcW w:w="1704" w:type="dxa"/>
+            <w:tcMar>
+              <w:top w:w="80" w:type="dxa"/>
+              <w:left w:w="100" w:type="dxa"/>
+              <w:bottom w:w="80" w:type="dxa"/>
+              <w:right w:w="100" w:type="dxa"/>
+            </w:tcMar>
+            <w:vAlign w:val="center"/>
+          </w:tcPr>
+          <w:p>
+            <w:pPr>
+              <w:spacing w:after="20"/>
+            </w:pPr>
+            <w:r>
+              <w:rPr>
+                <w:sz w:val="15"/>
+              </w:rPr>
+              <w:t xml:space="preserve">/exports</w:t>
+            </w:r>
+          </w:p>
+        </w:tc>
+        <w:tc>
+          <w:tcPr>
+            <w:tcW w:w="1704" w:type="dxa"/>
+            <w:tcMar>
+              <w:top w:w="80" w:type="dxa"/>
+              <w:left w:w="100" w:type="dxa"/>
+              <w:bottom w:w="80" w:type="dxa"/>
+              <w:right w:w="100" w:type="dxa"/>
+            </w:tcMar>
+            <w:vAlign w:val="center"/>
+          </w:tcPr>
+          <w:p>
+            <w:pPr>
+              <w:spacing w:after="20"/>
+            </w:pPr>
+            <w:r>
+              <w:rPr>
+                <w:sz w:val="15"/>
+              </w:rPr>
+              <w:t xml:space="preserve">listExports</w:t>
+            </w:r>
+          </w:p>
+        </w:tc>
+        <w:tc>
+          <w:tcPr>
+            <w:tcW w:w="1704" w:type="dxa"/>
+            <w:tcMar>
+              <w:top w:w="80" w:type="dxa"/>
+              <w:left w:w="100" w:type="dxa"/>
+              <w:bottom w:w="80" w:type="dxa"/>
+              <w:right w:w="100" w:type="dxa"/>
+            </w:tcMar>
+            <w:vAlign w:val="center"/>
+          </w:tcPr>
+          <w:p>
+            <w:pPr>
+              <w:spacing w:after="20"/>
+            </w:pPr>
+            <w:r>
+              <w:rPr>
+                <w:sz w:val="15"/>
+              </w:rPr>
+              <w:t xml:space="preserve">Listar exportacoes</w:t>
+            </w:r>
+          </w:p>
+        </w:tc>
+        <w:tc>
+          <w:tcPr>
+            <w:tcW w:w="1704" w:type="dxa"/>
+            <w:tcMar>
+              <w:top w:w="80" w:type="dxa"/>
+              <w:left w:w="100" w:type="dxa"/>
+              <w:bottom w:w="80" w:type="dxa"/>
+              <w:right w:w="100" w:type="dxa"/>
+            </w:tcMar>
+            <w:vAlign w:val="center"/>
+          </w:tcPr>
+          <w:p>
+            <w:pPr>
+              <w:spacing w:after="20"/>
+            </w:pPr>
+            <w:r>
+              <w:rPr>
+                <w:sz w:val="15"/>
+              </w:rPr>
+              <w:t xml:space="preserve">Sessão</w:t>
+            </w:r>
+          </w:p>
+        </w:tc>
+        <w:tc>
+          <w:tcPr>
+            <w:tcW w:w="1704" w:type="dxa"/>
+            <w:tcMar>
+              <w:top w:w="80" w:type="dxa"/>
+              <w:left w:w="100" w:type="dxa"/>
+              <w:bottom w:w="80" w:type="dxa"/>
+              <w:right w:w="100" w:type="dxa"/>
+            </w:tcMar>
+            <w:vAlign w:val="center"/>
+          </w:tcPr>
+          <w:p>
+            <w:pPr>
+              <w:spacing w:after="20"/>
+            </w:pPr>
+            <w:r>
+              <w:rPr>
+                <w:sz w:val="15"/>
+              </w:rPr>
+              <w:t xml:space="preserve">RF-008, DEC-034</w:t>
             </w:r>
           </w:p>
         </w:tc>
@@ -35262,7 +35516,7 @@
         <w:rPr>
           <w:lang w:val="pt-BR"/>
         </w:rPr>
-        <w:t>BASELINE DEV-FINAL 02.33. Este documento e o arquivo MeuRemedio_OpenAPI_02.33.5_COMPLETO.yaml constituem, em conjunto, a fonte normativa para IA-DEV e IA-TEST. Desenvolvimento, geração de código, modelagem de dados, testes automatizados, testes de contrato e homologação técnica estão liberados. Entrada em produção permanece condicionada aos gates GX-001 a GX-006.</w:t>
+        <w:t xml:space="preserve">BASELINE DEV-FINAL 02.33. Este documento e o arquivo MeuRemedio_OpenAPI_02.33.6_COMPLETO.yaml constituem, em conjunto, a fonte normativa para IA-DEV e IA-TEST. Desenvolvimento, geração de código, modelagem de dados, testes automatizados, testes de contrato e homologação técnica estão liberados. Entrada em produção permanece condicionada aos gates GX-001 a GX-006.</w:t>
       </w:r>
     </w:p>
     <w:p>
@@ -35433,6 +35687,19 @@
           <w:lang w:val="pt-BR"/>
         </w:rPr>
         <w:t xml:space="preserve">Decisão de 14/10/2026 (DEC-033), proposta para aprovação no PR: a conta que segue PENDING_VERIFICATION 30 dias após o cadastro é removida pelo job de expurgo, sem órfãos e sem tombstone (TS-028).</w:t>
+      </w:r>
+    </w:p>
+    <w:p>
+      <w:pPr>
+        <w:rPr>
+          <w:lang w:val="pt-BR"/>
+        </w:rPr>
+      </w:pPr>
+      <w:r>
+        <w:rPr>
+          <w:lang w:val="pt-BR"/>
+        </w:rPr>
+        <w:t xml:space="preserve">Revisão da OpenAPI para 02.33.6 em 15/10/2026 (DEC-034), proposta para aprovação no PR: nova operação listExports (GET /exports) para o titular listar os próprios pedidos de exportação.</w:t>
       </w:r>
     </w:p>
     <w:p>

--- a/MeuRemedio_Especificacao_Funcional_02.33.docx
+++ b/MeuRemedio_Especificacao_Funcional_02.33.docx
@@ -4698,6 +4698,116 @@
           </w:p>
         </w:tc>
       </w:tr>
+      <w:tr>
+        <w:trPr>
+          <w:cantSplit/>
+          <w:jc w:val="center"/>
+        </w:trPr>
+        <w:tc>
+          <w:tcPr>
+            <w:tcW w:w="2556" w:type="dxa"/>
+            <w:shd w:val="clear" w:color="auto" w:fill="F3F7F9"/>
+            <w:tcMar>
+              <w:top w:w="80" w:type="dxa"/>
+              <w:left w:w="100" w:type="dxa"/>
+              <w:bottom w:w="80" w:type="dxa"/>
+              <w:right w:w="100" w:type="dxa"/>
+            </w:tcMar>
+            <w:vAlign w:val="center"/>
+          </w:tcPr>
+          <w:p>
+            <w:pPr>
+              <w:spacing w:after="20"/>
+            </w:pPr>
+            <w:r>
+              <w:rPr>
+                <w:sz w:val="16"/>
+              </w:rPr>
+              <w:t>DEC-035</w:t>
+            </w:r>
+          </w:p>
+        </w:tc>
+        <w:tc>
+          <w:tcPr>
+            <w:tcW w:w="2556" w:type="dxa"/>
+            <w:shd w:val="clear" w:color="auto" w:fill="F3F7F9"/>
+            <w:tcMar>
+              <w:top w:w="80" w:type="dxa"/>
+              <w:left w:w="100" w:type="dxa"/>
+              <w:bottom w:w="80" w:type="dxa"/>
+              <w:right w:w="100" w:type="dxa"/>
+            </w:tcMar>
+            <w:vAlign w:val="center"/>
+          </w:tcPr>
+          <w:p>
+            <w:pPr>
+              <w:spacing w:after="20"/>
+            </w:pPr>
+            <w:r>
+              <w:rPr>
+                <w:sz w:val="16"/>
+              </w:rPr>
+              <w:t>Média</w:t>
+            </w:r>
+          </w:p>
+        </w:tc>
+        <w:tc>
+          <w:tcPr>
+            <w:tcW w:w="2556" w:type="dxa"/>
+            <w:shd w:val="clear" w:color="auto" w:fill="F3F7F9"/>
+            <w:tcMar>
+              <w:top w:w="80" w:type="dxa"/>
+              <w:left w:w="100" w:type="dxa"/>
+              <w:bottom w:w="80" w:type="dxa"/>
+              <w:right w:w="100" w:type="dxa"/>
+            </w:tcMar>
+            <w:vAlign w:val="center"/>
+          </w:tcPr>
+          <w:p>
+            <w:pPr>
+              <w:spacing w:after="20"/>
+              <w:rPr>
+                <w:lang w:val="pt-BR"/>
+              </w:rPr>
+            </w:pPr>
+            <w:r>
+              <w:rPr>
+                <w:sz w:val="16"/>
+                <w:lang w:val="pt-BR"/>
+              </w:rPr>
+              <w:t>A tela Hoje só mostrava as ocorrências já alcançadas e pendentes (DC-036): o titular não via o que ainda falta tomar no dia nem o que já registrou, e listOccurrences não tinha filtro por dia.</w:t>
+            </w:r>
+          </w:p>
+        </w:tc>
+        <w:tc>
+          <w:tcPr>
+            <w:tcW w:w="2556" w:type="dxa"/>
+            <w:shd w:val="clear" w:color="auto" w:fill="F3F7F9"/>
+            <w:tcMar>
+              <w:top w:w="80" w:type="dxa"/>
+              <w:left w:w="100" w:type="dxa"/>
+              <w:bottom w:w="80" w:type="dxa"/>
+              <w:right w:w="100" w:type="dxa"/>
+            </w:tcMar>
+            <w:vAlign w:val="center"/>
+          </w:tcPr>
+          <w:p>
+            <w:pPr>
+              <w:spacing w:after="20"/>
+              <w:rPr>
+                <w:lang w:val="pt-BR"/>
+              </w:rPr>
+            </w:pPr>
+            <w:r>
+              <w:rPr>
+                <w:sz w:val="16"/>
+                <w:lang w:val="pt-BR"/>
+              </w:rPr>
+              <w:t>Parâmetro opcional local_date em listOccurrences (OpenAPI 02.33.7): com ele, a lista traz as ocorrências daquele dia civil no fuso da conta, inclusive as ainda não alcançadas, nos estados pedidos (padrão: todos menos CANCELED), de planos ativos e com a mesma ordem e paginação; sem ele, o comportamento não muda. A tela Hoje mostra os remédios do dia com o horário e a situação de cada um, só para consulta; o registro segue em Para registrar.</w:t>
+            </w:r>
+          </w:p>
+        </w:tc>
+      </w:tr>
     </w:tbl>
     <w:p>
       <w:pPr>
@@ -28467,7 +28577,7 @@
               <w:rPr>
                 <w:sz w:val="16"/>
               </w:rPr>
-              <w:t xml:space="preserve">OK - CONTRATO 02.33.6</w:t>
+              <w:t>OK - CONTRATO 02.33.7</w:t>
             </w:r>
           </w:p>
         </w:tc>
@@ -28495,7 +28605,7 @@
                 <w:sz w:val="16"/>
                 <w:lang w:val="pt-BR"/>
               </w:rPr>
-              <w:t xml:space="preserve">Schemas OpenAPI 02.33.6 definem tipos, formatos, obrigatoriedade, limites, enums e nulabilidade dos campos expostos; o dicionário físico completo está em docs/architecture/DATA_MODEL.md (Anexo C) e deve manter equivalência comprovada por testes de contrato.</w:t>
+              <w:t>Schemas OpenAPI 02.33.7 definem tipos, formatos, obrigatoriedade, limites, enums e nulabilidade dos campos expostos; o dicionário físico completo está em docs/architecture/DATA_MODEL.md (Anexo C) e deve manter equivalência comprovada por testes de contrato.</w:t>
             </w:r>
           </w:p>
         </w:tc>
@@ -30499,7 +30609,7 @@
         <w:rPr>
           <w:lang w:val="pt-BR"/>
         </w:rPr>
-        <w:t xml:space="preserve">O arquivo MeuRemedio_OpenAPI_02.33.6_COMPLETO.yaml é normativo para a superfície HTTP da versão 02.33. Em caso de conflito sobre rota, método, cabeçalho, payload, schema, enumeração, formato ou código HTTP, o OpenAPI prevalece. As regras de negócio, privacidade e estados funcionais deste documento prevalecem quando o OpenAPI não tratar o assunto.</w:t>
+        <w:t>O arquivo MeuRemedio_OpenAPI_02.33.7_COMPLETO.yaml é normativo para a superfície HTTP da versão 02.33. Em caso de conflito sobre rota, método, cabeçalho, payload, schema, enumeração, formato ou código HTTP, o OpenAPI prevalece. As regras de negócio, privacidade e estados funcionais deste documento prevalecem quando o OpenAPI não tratar o assunto.</w:t>
       </w:r>
     </w:p>
     <w:tbl>
@@ -30671,7 +30781,7 @@
               <w:rPr>
                 <w:sz w:val="15"/>
               </w:rPr>
-              <w:t xml:space="preserve">02.33.6</w:t>
+              <w:t>02.33.7</w:t>
             </w:r>
           </w:p>
         </w:tc>
@@ -35516,7 +35626,7 @@
         <w:rPr>
           <w:lang w:val="pt-BR"/>
         </w:rPr>
-        <w:t xml:space="preserve">BASELINE DEV-FINAL 02.33. Este documento e o arquivo MeuRemedio_OpenAPI_02.33.6_COMPLETO.yaml constituem, em conjunto, a fonte normativa para IA-DEV e IA-TEST. Desenvolvimento, geração de código, modelagem de dados, testes automatizados, testes de contrato e homologação técnica estão liberados. Entrada em produção permanece condicionada aos gates GX-001 a GX-006.</w:t>
+        <w:t>BASELINE DEV-FINAL 02.33. Este documento e o arquivo MeuRemedio_OpenAPI_02.33.7_COMPLETO.yaml constituem, em conjunto, a fonte normativa para IA-DEV e IA-TEST. Desenvolvimento, geração de código, modelagem de dados, testes automatizados, testes de contrato e homologação técnica estão liberados. Entrada em produção permanece condicionada aos gates GX-001 a GX-006.</w:t>
       </w:r>
     </w:p>
     <w:p>
@@ -35700,6 +35810,19 @@
           <w:lang w:val="pt-BR"/>
         </w:rPr>
         <w:t xml:space="preserve">Revisão da OpenAPI para 02.33.6 em 15/10/2026 (DEC-034), proposta para aprovação no PR: nova operação listExports (GET /exports) para o titular listar os próprios pedidos de exportação.</w:t>
+      </w:r>
+    </w:p>
+    <w:p>
+      <w:pPr>
+        <w:rPr>
+          <w:lang w:val="pt-BR"/>
+        </w:rPr>
+      </w:pPr>
+      <w:r>
+        <w:rPr>
+          <w:lang w:val="pt-BR"/>
+        </w:rPr>
+        <w:t>Revisão da OpenAPI para 02.33.7 em 27/10/2026 (DEC-035), aprovada pelo mantenedor: parâmetro opcional local_date em listOccurrences, para a tela Hoje listar os remédios do dia, inclusive os ainda não alcançados.</w:t>
       </w:r>
     </w:p>
     <w:p>

--- a/MeuRemedio_Especificacao_Funcional_02.33.docx
+++ b/MeuRemedio_Especificacao_Funcional_02.33.docx
@@ -4808,6 +4808,116 @@
           </w:p>
         </w:tc>
       </w:tr>
+      <w:tr>
+        <w:trPr>
+          <w:cantSplit/>
+          <w:jc w:val="center"/>
+        </w:trPr>
+        <w:tc>
+          <w:tcPr>
+            <w:tcW w:w="2556" w:type="dxa"/>
+            <w:shd w:val="clear" w:color="auto" w:fill="F3F7F9"/>
+            <w:tcMar>
+              <w:top w:w="80" w:type="dxa"/>
+              <w:left w:w="100" w:type="dxa"/>
+              <w:bottom w:w="80" w:type="dxa"/>
+              <w:right w:w="100" w:type="dxa"/>
+            </w:tcMar>
+            <w:vAlign w:val="center"/>
+          </w:tcPr>
+          <w:p>
+            <w:pPr>
+              <w:spacing w:after="20"/>
+            </w:pPr>
+            <w:r>
+              <w:rPr>
+                <w:sz w:val="16"/>
+              </w:rPr>
+              <w:t>DEC-036</w:t>
+            </w:r>
+          </w:p>
+        </w:tc>
+        <w:tc>
+          <w:tcPr>
+            <w:tcW w:w="2556" w:type="dxa"/>
+            <w:shd w:val="clear" w:color="auto" w:fill="F3F7F9"/>
+            <w:tcMar>
+              <w:top w:w="80" w:type="dxa"/>
+              <w:left w:w="100" w:type="dxa"/>
+              <w:bottom w:w="80" w:type="dxa"/>
+              <w:right w:w="100" w:type="dxa"/>
+            </w:tcMar>
+            <w:vAlign w:val="center"/>
+          </w:tcPr>
+          <w:p>
+            <w:pPr>
+              <w:spacing w:after="20"/>
+            </w:pPr>
+            <w:r>
+              <w:rPr>
+                <w:sz w:val="16"/>
+              </w:rPr>
+              <w:t>Média</w:t>
+            </w:r>
+          </w:p>
+        </w:tc>
+        <w:tc>
+          <w:tcPr>
+            <w:tcW w:w="2556" w:type="dxa"/>
+            <w:shd w:val="clear" w:color="auto" w:fill="F3F7F9"/>
+            <w:tcMar>
+              <w:top w:w="80" w:type="dxa"/>
+              <w:left w:w="100" w:type="dxa"/>
+              <w:bottom w:w="80" w:type="dxa"/>
+              <w:right w:w="100" w:type="dxa"/>
+            </w:tcMar>
+            <w:vAlign w:val="center"/>
+          </w:tcPr>
+          <w:p>
+            <w:pPr>
+              <w:spacing w:after="20"/>
+              <w:rPr>
+                <w:lang w:val="pt-BR"/>
+              </w:rPr>
+            </w:pPr>
+            <w:r>
+              <w:rPr>
+                <w:sz w:val="16"/>
+                <w:lang w:val="pt-BR"/>
+              </w:rPr>
+              <w:t>Os planos só tinham as situações ativo e excluído: o titular não conseguia registrar que cancelou um plano antes de começar, nem que parou um tratamento no meio e depois o retomou, com o motivo de cada mudança.</w:t>
+            </w:r>
+          </w:p>
+        </w:tc>
+        <w:tc>
+          <w:tcPr>
+            <w:tcW w:w="2556" w:type="dxa"/>
+            <w:shd w:val="clear" w:color="auto" w:fill="F3F7F9"/>
+            <w:tcMar>
+              <w:top w:w="80" w:type="dxa"/>
+              <w:left w:w="100" w:type="dxa"/>
+              <w:bottom w:w="80" w:type="dxa"/>
+              <w:right w:w="100" w:type="dxa"/>
+            </w:tcMar>
+            <w:vAlign w:val="center"/>
+          </w:tcPr>
+          <w:p>
+            <w:pPr>
+              <w:spacing w:after="20"/>
+              <w:rPr>
+                <w:lang w:val="pt-BR"/>
+              </w:rPr>
+            </w:pPr>
+            <w:r>
+              <w:rPr>
+                <w:sz w:val="16"/>
+                <w:lang w:val="pt-BR"/>
+              </w:rPr>
+              <w:t>Situação do plano (OpenAPI 02.33.8): PlanStatus ganha CANCELED e INTERRUPTED, e a nova operação changePlanStatus (POST /plans/{plan_id}/status-changes, com If-Match, Idempotency-Key e CSRF) aplica CANCEL, INTERRUPT ou RESUME, sempre com um motivo da lista fechada PlanStatusReason e observação opcional de até 200 caracteres. CANCEL só antes da data de início no fuso da conta, e o cancelamento é definitivo; INTERRUPT só com o plano ativo entre o início e o término; RESUME só do interrompido que ainda não terminou; fora disso, 409 STATE_CONFLICT. Cancelar e interromper cancelam as ocorrências futuras PROGRAMMED; a retomada só gera horários posteriores a ela. O plano guarda a situação, o motivo, a observação e o instante da última mudança (status_reason, status_note e status_changed_at), sem o histórico das mudanças anteriores. Plano cancelado ou interrompido aparece em getPlan e listPlans, não gera ocorrências nem lembretes, não aceita updatePlan (409 STATE_CONFLICT) e pode ser excluído. Finalizado é o plano ativo cujo término já passou, derivado na tela.</w:t>
+            </w:r>
+          </w:p>
+        </w:tc>
+      </w:tr>
     </w:tbl>
     <w:p>
       <w:pPr>
@@ -28577,7 +28687,7 @@
               <w:rPr>
                 <w:sz w:val="16"/>
               </w:rPr>
-              <w:t>OK - CONTRATO 02.33.7</w:t>
+              <w:t>OK - CONTRATO 02.33.8</w:t>
             </w:r>
           </w:p>
         </w:tc>
@@ -28605,7 +28715,7 @@
                 <w:sz w:val="16"/>
                 <w:lang w:val="pt-BR"/>
               </w:rPr>
-              <w:t>Schemas OpenAPI 02.33.7 definem tipos, formatos, obrigatoriedade, limites, enums e nulabilidade dos campos expostos; o dicionário físico completo está em docs/architecture/DATA_MODEL.md (Anexo C) e deve manter equivalência comprovada por testes de contrato.</w:t>
+              <w:t>Schemas OpenAPI 02.33.8 definem tipos, formatos, obrigatoriedade, limites, enums e nulabilidade dos campos expostos; o dicionário físico completo está em docs/architecture/DATA_MODEL.md (Anexo C) e deve manter equivalência comprovada por testes de contrato.</w:t>
             </w:r>
           </w:p>
         </w:tc>
@@ -30609,7 +30719,7 @@
         <w:rPr>
           <w:lang w:val="pt-BR"/>
         </w:rPr>
-        <w:t>O arquivo MeuRemedio_OpenAPI_02.33.7_COMPLETO.yaml é normativo para a superfície HTTP da versão 02.33. Em caso de conflito sobre rota, método, cabeçalho, payload, schema, enumeração, formato ou código HTTP, o OpenAPI prevalece. As regras de negócio, privacidade e estados funcionais deste documento prevalecem quando o OpenAPI não tratar o assunto.</w:t>
+        <w:t>O arquivo MeuRemedio_OpenAPI_02.33.8_COMPLETO.yaml é normativo para a superfície HTTP da versão 02.33. Em caso de conflito sobre rota, método, cabeçalho, payload, schema, enumeração, formato ou código HTTP, o OpenAPI prevalece. As regras de negócio, privacidade e estados funcionais deste documento prevalecem quando o OpenAPI não tratar o assunto.</w:t>
       </w:r>
     </w:p>
     <w:tbl>
@@ -30781,7 +30891,7 @@
               <w:rPr>
                 <w:sz w:val="15"/>
               </w:rPr>
-              <w:t>02.33.7</w:t>
+              <w:t>02.33.8</w:t>
             </w:r>
           </w:p>
         </w:tc>
@@ -35626,7 +35736,7 @@
         <w:rPr>
           <w:lang w:val="pt-BR"/>
         </w:rPr>
-        <w:t>BASELINE DEV-FINAL 02.33. Este documento e o arquivo MeuRemedio_OpenAPI_02.33.7_COMPLETO.yaml constituem, em conjunto, a fonte normativa para IA-DEV e IA-TEST. Desenvolvimento, geração de código, modelagem de dados, testes automatizados, testes de contrato e homologação técnica estão liberados. Entrada em produção permanece condicionada aos gates GX-001 a GX-006.</w:t>
+        <w:t>BASELINE DEV-FINAL 02.33. Este documento e o arquivo MeuRemedio_OpenAPI_02.33.8_COMPLETO.yaml constituem, em conjunto, a fonte normativa para IA-DEV e IA-TEST. Desenvolvimento, geração de código, modelagem de dados, testes automatizados, testes de contrato e homologação técnica estão liberados. Entrada em produção permanece condicionada aos gates GX-001 a GX-006.</w:t>
       </w:r>
     </w:p>
     <w:p>
@@ -35823,6 +35933,19 @@
           <w:lang w:val="pt-BR"/>
         </w:rPr>
         <w:t>Revisão da OpenAPI para 02.33.7 em 27/10/2026 (DEC-035), aprovada pelo mantenedor: parâmetro opcional local_date em listOccurrences, para a tela Hoje listar os remédios do dia, inclusive os ainda não alcançados.</w:t>
+      </w:r>
+    </w:p>
+    <w:p>
+      <w:pPr>
+        <w:rPr>
+          <w:lang w:val="pt-BR"/>
+        </w:rPr>
+      </w:pPr>
+      <w:r>
+        <w:rPr>
+          <w:lang w:val="pt-BR"/>
+        </w:rPr>
+        <w:t>Revisão da OpenAPI para 02.33.8 em 27/10/2026 (DEC-036), aprovada pelo mantenedor: situação do plano com cancelar (antes do início), interromper e retomar, sempre com motivo; nova operação changePlanStatus.</w:t>
       </w:r>
     </w:p>
     <w:p>

--- a/MeuRemedio_Especificacao_Funcional_02.33.docx
+++ b/MeuRemedio_Especificacao_Funcional_02.33.docx
@@ -4918,6 +4918,116 @@
           </w:p>
         </w:tc>
       </w:tr>
+      <w:tr>
+        <w:trPr>
+          <w:cantSplit/>
+          <w:jc w:val="center"/>
+        </w:trPr>
+        <w:tc>
+          <w:tcPr>
+            <w:tcW w:w="2556" w:type="dxa"/>
+            <w:shd w:val="clear" w:color="auto" w:fill="F3F7F9"/>
+            <w:tcMar>
+              <w:top w:w="80" w:type="dxa"/>
+              <w:left w:w="100" w:type="dxa"/>
+              <w:bottom w:w="80" w:type="dxa"/>
+              <w:right w:w="100" w:type="dxa"/>
+            </w:tcMar>
+            <w:vAlign w:val="center"/>
+          </w:tcPr>
+          <w:p>
+            <w:pPr>
+              <w:spacing w:after="20"/>
+            </w:pPr>
+            <w:r>
+              <w:rPr>
+                <w:sz w:val="16"/>
+              </w:rPr>
+              <w:t xml:space="preserve">DEC-037</w:t>
+            </w:r>
+          </w:p>
+        </w:tc>
+        <w:tc>
+          <w:tcPr>
+            <w:tcW w:w="2556" w:type="dxa"/>
+            <w:shd w:val="clear" w:color="auto" w:fill="F3F7F9"/>
+            <w:tcMar>
+              <w:top w:w="80" w:type="dxa"/>
+              <w:left w:w="100" w:type="dxa"/>
+              <w:bottom w:w="80" w:type="dxa"/>
+              <w:right w:w="100" w:type="dxa"/>
+            </w:tcMar>
+            <w:vAlign w:val="center"/>
+          </w:tcPr>
+          <w:p>
+            <w:pPr>
+              <w:spacing w:after="20"/>
+            </w:pPr>
+            <w:r>
+              <w:rPr>
+                <w:sz w:val="16"/>
+              </w:rPr>
+              <w:t xml:space="preserve">Média</w:t>
+            </w:r>
+          </w:p>
+        </w:tc>
+        <w:tc>
+          <w:tcPr>
+            <w:tcW w:w="2556" w:type="dxa"/>
+            <w:shd w:val="clear" w:color="auto" w:fill="F3F7F9"/>
+            <w:tcMar>
+              <w:top w:w="80" w:type="dxa"/>
+              <w:left w:w="100" w:type="dxa"/>
+              <w:bottom w:w="80" w:type="dxa"/>
+              <w:right w:w="100" w:type="dxa"/>
+            </w:tcMar>
+            <w:vAlign w:val="center"/>
+          </w:tcPr>
+          <w:p>
+            <w:pPr>
+              <w:spacing w:after="20"/>
+              <w:rPr>
+                <w:lang w:val="pt-BR"/>
+              </w:rPr>
+            </w:pPr>
+            <w:r>
+              <w:rPr>
+                <w:sz w:val="16"/>
+                <w:lang w:val="pt-BR"/>
+              </w:rPr>
+              <w:t xml:space="preserve">Todo plano gerava horários todos os dias: o titular não conseguia cadastrar um medicamento tomado só em alguns dias da semana ou a cada N dias sem receber horários e lembretes nos dias sem dose.</w:t>
+            </w:r>
+          </w:p>
+        </w:tc>
+        <w:tc>
+          <w:tcPr>
+            <w:tcW w:w="2556" w:type="dxa"/>
+            <w:shd w:val="clear" w:color="auto" w:fill="F3F7F9"/>
+            <w:tcMar>
+              <w:top w:w="80" w:type="dxa"/>
+              <w:left w:w="100" w:type="dxa"/>
+              <w:bottom w:w="80" w:type="dxa"/>
+              <w:right w:w="100" w:type="dxa"/>
+            </w:tcMar>
+            <w:vAlign w:val="center"/>
+          </w:tcPr>
+          <w:p>
+            <w:pPr>
+              <w:spacing w:after="20"/>
+              <w:rPr>
+                <w:lang w:val="pt-BR"/>
+              </w:rPr>
+            </w:pPr>
+            <w:r>
+              <w:rPr>
+                <w:sz w:val="16"/>
+                <w:lang w:val="pt-BR"/>
+              </w:rPr>
+              <w:t xml:space="preserve">Periodicidade do plano (OpenAPI 02.33.9): PlanWrite, CreatePlanRequest e Plan ganham recurrence (PlanRecurrence), com kind DAILY (todos os dias, o padrão quando omitido), WEEKDAYS (só nos dias da semana escolhidos, de 1 a 7, no calendário civil da conta; a leitura devolve os dias de segunda a domingo) ou EVERY_N_DAYS (a cada interval_days dias, de 2 a 365, contados da data de início, que é o primeiro dia). Os horários do plano valem em cada dia da periodicidade, e o gerador só cria ocorrências nesses dias; lembretes, histórico e exportação seguem as ocorrências geradas. Mudar a periodicidade em updatePlan cancela as ocorrências futuras PROGRAMMED e regera o horizonte (RN-018). Periodicidades maiores, como doses em datas definidas, anual ou a cada vários anos, ficam fora desta decisão.</w:t>
+            </w:r>
+          </w:p>
+        </w:tc>
+      </w:tr>
     </w:tbl>
     <w:p>
       <w:pPr>
@@ -28687,7 +28797,7 @@
               <w:rPr>
                 <w:sz w:val="16"/>
               </w:rPr>
-              <w:t>OK - CONTRATO 02.33.8</w:t>
+              <w:t>OK - CONTRATO 02.33.9</w:t>
             </w:r>
           </w:p>
         </w:tc>
@@ -28715,7 +28825,7 @@
                 <w:sz w:val="16"/>
                 <w:lang w:val="pt-BR"/>
               </w:rPr>
-              <w:t>Schemas OpenAPI 02.33.8 definem tipos, formatos, obrigatoriedade, limites, enums e nulabilidade dos campos expostos; o dicionário físico completo está em docs/architecture/DATA_MODEL.md (Anexo C) e deve manter equivalência comprovada por testes de contrato.</w:t>
+              <w:t>Schemas OpenAPI 02.33.9 definem tipos, formatos, obrigatoriedade, limites, enums e nulabilidade dos campos expostos; o dicionário físico completo está em docs/architecture/DATA_MODEL.md (Anexo C) e deve manter equivalência comprovada por testes de contrato.</w:t>
             </w:r>
           </w:p>
         </w:tc>
@@ -30719,7 +30829,7 @@
         <w:rPr>
           <w:lang w:val="pt-BR"/>
         </w:rPr>
-        <w:t>O arquivo MeuRemedio_OpenAPI_02.33.8_COMPLETO.yaml é normativo para a superfície HTTP da versão 02.33. Em caso de conflito sobre rota, método, cabeçalho, payload, schema, enumeração, formato ou código HTTP, o OpenAPI prevalece. As regras de negócio, privacidade e estados funcionais deste documento prevalecem quando o OpenAPI não tratar o assunto.</w:t>
+        <w:t>O arquivo MeuRemedio_OpenAPI_02.33.9_COMPLETO.yaml é normativo para a superfície HTTP da versão 02.33. Em caso de conflito sobre rota, método, cabeçalho, payload, schema, enumeração, formato ou código HTTP, o OpenAPI prevalece. As regras de negócio, privacidade e estados funcionais deste documento prevalecem quando o OpenAPI não tratar o assunto.</w:t>
       </w:r>
     </w:p>
     <w:tbl>
@@ -30891,7 +31001,7 @@
               <w:rPr>
                 <w:sz w:val="15"/>
               </w:rPr>
-              <w:t>02.33.8</w:t>
+              <w:t>02.33.9</w:t>
             </w:r>
           </w:p>
         </w:tc>
@@ -35736,7 +35846,7 @@
         <w:rPr>
           <w:lang w:val="pt-BR"/>
         </w:rPr>
-        <w:t>BASELINE DEV-FINAL 02.33. Este documento e o arquivo MeuRemedio_OpenAPI_02.33.8_COMPLETO.yaml constituem, em conjunto, a fonte normativa para IA-DEV e IA-TEST. Desenvolvimento, geração de código, modelagem de dados, testes automatizados, testes de contrato e homologação técnica estão liberados. Entrada em produção permanece condicionada aos gates GX-001 a GX-006.</w:t>
+        <w:t>BASELINE DEV-FINAL 02.33. Este documento e o arquivo MeuRemedio_OpenAPI_02.33.9_COMPLETO.yaml constituem, em conjunto, a fonte normativa para IA-DEV e IA-TEST. Desenvolvimento, geração de código, modelagem de dados, testes automatizados, testes de contrato e homologação técnica estão liberados. Entrada em produção permanece condicionada aos gates GX-001 a GX-006.</w:t>
       </w:r>
     </w:p>
     <w:p>
@@ -35946,6 +36056,19 @@
           <w:lang w:val="pt-BR"/>
         </w:rPr>
         <w:t>Revisão da OpenAPI para 02.33.8 em 27/10/2026 (DEC-036), aprovada pelo mantenedor: situação do plano com cancelar (antes do início), interromper e retomar, sempre com motivo; nova operação changePlanStatus.</w:t>
+      </w:r>
+    </w:p>
+    <w:p>
+      <w:pPr>
+        <w:rPr>
+          <w:lang w:val="pt-BR"/>
+        </w:rPr>
+      </w:pPr>
+      <w:r>
+        <w:rPr>
+          <w:lang w:val="pt-BR"/>
+        </w:rPr>
+        <w:t xml:space="preserve">Revisão da OpenAPI para 02.33.9 em 27/10/2026 (DEC-037), aprovada pelo mantenedor: periodicidade do plano com todos os dias, dias da semana escolhidos ou a cada N dias contados do início.</w:t>
       </w:r>
     </w:p>
     <w:p>

--- a/MeuRemedio_Especificacao_Funcional_02.33.docx
+++ b/MeuRemedio_Especificacao_Funcional_02.33.docx
@@ -28797,7 +28797,7 @@
               <w:rPr>
                 <w:sz w:val="16"/>
               </w:rPr>
-              <w:t>OK - CONTRATO 02.33.9</w:t>
+              <w:t>OK - CONTRATO 02.33.10</w:t>
             </w:r>
           </w:p>
         </w:tc>
@@ -28825,7 +28825,7 @@
                 <w:sz w:val="16"/>
                 <w:lang w:val="pt-BR"/>
               </w:rPr>
-              <w:t>Schemas OpenAPI 02.33.9 definem tipos, formatos, obrigatoriedade, limites, enums e nulabilidade dos campos expostos; o dicionário físico completo está em docs/architecture/DATA_MODEL.md (Anexo C) e deve manter equivalência comprovada por testes de contrato.</w:t>
+              <w:t>Schemas OpenAPI 02.33.10 definem tipos, formatos, obrigatoriedade, limites, enums e nulabilidade dos campos expostos; o dicionário físico completo está em docs/architecture/DATA_MODEL.md (Anexo C) e deve manter equivalência comprovada por testes de contrato.</w:t>
             </w:r>
           </w:p>
         </w:tc>
@@ -30829,7 +30829,7 @@
         <w:rPr>
           <w:lang w:val="pt-BR"/>
         </w:rPr>
-        <w:t>O arquivo MeuRemedio_OpenAPI_02.33.9_COMPLETO.yaml é normativo para a superfície HTTP da versão 02.33. Em caso de conflito sobre rota, método, cabeçalho, payload, schema, enumeração, formato ou código HTTP, o OpenAPI prevalece. As regras de negócio, privacidade e estados funcionais deste documento prevalecem quando o OpenAPI não tratar o assunto.</w:t>
+        <w:t>O arquivo MeuRemedio_OpenAPI_02.33.10_COMPLETO.yaml é normativo para a superfície HTTP da versão 02.33. Em caso de conflito sobre rota, método, cabeçalho, payload, schema, enumeração, formato ou código HTTP, o OpenAPI prevalece. As regras de negócio, privacidade e estados funcionais deste documento prevalecem quando o OpenAPI não tratar o assunto.</w:t>
       </w:r>
     </w:p>
     <w:tbl>
@@ -31001,7 +31001,7 @@
               <w:rPr>
                 <w:sz w:val="15"/>
               </w:rPr>
-              <w:t>02.33.9</w:t>
+              <w:t>02.33.10</w:t>
             </w:r>
           </w:p>
         </w:tc>
@@ -35846,7 +35846,7 @@
         <w:rPr>
           <w:lang w:val="pt-BR"/>
         </w:rPr>
-        <w:t>BASELINE DEV-FINAL 02.33. Este documento e o arquivo MeuRemedio_OpenAPI_02.33.9_COMPLETO.yaml constituem, em conjunto, a fonte normativa para IA-DEV e IA-TEST. Desenvolvimento, geração de código, modelagem de dados, testes automatizados, testes de contrato e homologação técnica estão liberados. Entrada em produção permanece condicionada aos gates GX-001 a GX-006.</w:t>
+        <w:t>BASELINE DEV-FINAL 02.33. Este documento e o arquivo MeuRemedio_OpenAPI_02.33.10_COMPLETO.yaml constituem, em conjunto, a fonte normativa para IA-DEV e IA-TEST. Desenvolvimento, geração de código, modelagem de dados, testes automatizados, testes de contrato e homologação técnica estão liberados. Entrada em produção permanece condicionada aos gates GX-001 a GX-006.</w:t>
       </w:r>
     </w:p>
     <w:p>

--- a/MeuRemedio_Especificacao_Funcional_02.33.docx
+++ b/MeuRemedio_Especificacao_Funcional_02.33.docx
@@ -5028,6 +5028,116 @@
           </w:p>
         </w:tc>
       </w:tr>
+      <w:tr>
+        <w:trPr>
+          <w:cantSplit/>
+          <w:jc w:val="center"/>
+        </w:trPr>
+        <w:tc>
+          <w:tcPr>
+            <w:tcW w:w="2556" w:type="dxa"/>
+            <w:shd w:val="clear" w:color="auto" w:fill="F3F7F9"/>
+            <w:tcMar>
+              <w:top w:w="80" w:type="dxa"/>
+              <w:left w:w="100" w:type="dxa"/>
+              <w:bottom w:w="80" w:type="dxa"/>
+              <w:right w:w="100" w:type="dxa"/>
+            </w:tcMar>
+            <w:vAlign w:val="center"/>
+          </w:tcPr>
+          <w:p>
+            <w:pPr>
+              <w:spacing w:after="20"/>
+            </w:pPr>
+            <w:r>
+              <w:rPr>
+                <w:sz w:val="16"/>
+              </w:rPr>
+              <w:t xml:space="preserve">DEC-038</w:t>
+            </w:r>
+          </w:p>
+        </w:tc>
+        <w:tc>
+          <w:tcPr>
+            <w:tcW w:w="2556" w:type="dxa"/>
+            <w:shd w:val="clear" w:color="auto" w:fill="F3F7F9"/>
+            <w:tcMar>
+              <w:top w:w="80" w:type="dxa"/>
+              <w:left w:w="100" w:type="dxa"/>
+              <w:bottom w:w="80" w:type="dxa"/>
+              <w:right w:w="100" w:type="dxa"/>
+            </w:tcMar>
+            <w:vAlign w:val="center"/>
+          </w:tcPr>
+          <w:p>
+            <w:pPr>
+              <w:spacing w:after="20"/>
+            </w:pPr>
+            <w:r>
+              <w:rPr>
+                <w:sz w:val="16"/>
+              </w:rPr>
+              <w:t xml:space="preserve">Média</w:t>
+            </w:r>
+          </w:p>
+        </w:tc>
+        <w:tc>
+          <w:tcPr>
+            <w:tcW w:w="2556" w:type="dxa"/>
+            <w:shd w:val="clear" w:color="auto" w:fill="F3F7F9"/>
+            <w:tcMar>
+              <w:top w:w="80" w:type="dxa"/>
+              <w:left w:w="100" w:type="dxa"/>
+              <w:bottom w:w="80" w:type="dxa"/>
+              <w:right w:w="100" w:type="dxa"/>
+            </w:tcMar>
+            <w:vAlign w:val="center"/>
+          </w:tcPr>
+          <w:p>
+            <w:pPr>
+              <w:spacing w:after="20"/>
+              <w:rPr>
+                <w:lang w:val="pt-BR"/>
+              </w:rPr>
+            </w:pPr>
+            <w:r>
+              <w:rPr>
+                <w:sz w:val="16"/>
+                <w:lang w:val="pt-BR"/>
+              </w:rPr>
+              <w:t xml:space="preserve">O plano não registrava por que o medicamento é tomado: o titular não conseguia ver juntos os remédios de um mesmo motivo, nem levar esse contexto ao histórico e ao PDF.</w:t>
+            </w:r>
+          </w:p>
+        </w:tc>
+        <w:tc>
+          <w:tcPr>
+            <w:tcW w:w="2556" w:type="dxa"/>
+            <w:shd w:val="clear" w:color="auto" w:fill="F3F7F9"/>
+            <w:tcMar>
+              <w:top w:w="80" w:type="dxa"/>
+              <w:left w:w="100" w:type="dxa"/>
+              <w:bottom w:w="80" w:type="dxa"/>
+              <w:right w:w="100" w:type="dxa"/>
+            </w:tcMar>
+            <w:vAlign w:val="center"/>
+          </w:tcPr>
+          <w:p>
+            <w:pPr>
+              <w:spacing w:after="20"/>
+              <w:rPr>
+                <w:lang w:val="pt-BR"/>
+              </w:rPr>
+            </w:pPr>
+            <w:r>
+              <w:rPr>
+                <w:sz w:val="16"/>
+                <w:lang w:val="pt-BR"/>
+              </w:rPr>
+              <w:t xml:space="preserve">Motivo do tratamento (OpenAPI 02.33.10): PlanWrite e CreatePlanRequest ganham treatment_reason, texto opcional de 1 a 80 caracteres, aparado. O motivo é uma entidade do titular (TreatmentReason, ENT-018), identificada pelo nome normalizado como na duplicidade (RN-016): o mesmo nome em outro plano reaproveita o motivo existente, que mantém o nome da primeira gravação. Cada plano tem no máximo um motivo; Plan devolve treatment_reason (treatment_reason_id e name) ou null. A nova operação listTreatmentReasons (GET /treatment-reasons) lista os motivos usados por pelo menos um plano não excluído, em ordem alfabética, com a quantidade de planos e paginação por cursor. Motivo sem plano não excluído é apagado na mesma transação. Occurrence ganha treatment_reason_snapshot, o nome do motivo quando a ocorrência foi gerada, que acompanha o histórico e o PDF da exportação. O motivo é dado de saúde sensível declarado pelo titular, com o mesmo tratamento do nome e da dose do medicamento.</w:t>
+            </w:r>
+          </w:p>
+        </w:tc>
+      </w:tr>
     </w:tbl>
     <w:p>
       <w:pPr>
@@ -8171,6 +8281,85 @@
                 <w:lang w:val="pt-BR"/>
               </w:rPr>
               <w:t xml:space="preserve">Perfil versionado e reproduzível de desempenho.</w:t>
+            </w:r>
+          </w:p>
+        </w:tc>
+      </w:tr>
+      <w:tr>
+        <w:trPr>
+          <w:cantSplit/>
+          <w:jc w:val="center"/>
+        </w:trPr>
+        <w:tc>
+          <w:tcPr>
+            <w:tcW w:w="3408" w:type="dxa"/>
+            <w:tcMar>
+              <w:top w:w="80" w:type="dxa"/>
+              <w:left w:w="100" w:type="dxa"/>
+              <w:bottom w:w="80" w:type="dxa"/>
+              <w:right w:w="100" w:type="dxa"/>
+            </w:tcMar>
+            <w:vAlign w:val="center"/>
+          </w:tcPr>
+          <w:p>
+            <w:pPr>
+              <w:spacing w:after="20"/>
+            </w:pPr>
+            <w:r>
+              <w:rPr>
+                <w:sz w:val="16"/>
+              </w:rPr>
+              <w:t xml:space="preserve">ENT-018</w:t>
+            </w:r>
+          </w:p>
+        </w:tc>
+        <w:tc>
+          <w:tcPr>
+            <w:tcW w:w="3408" w:type="dxa"/>
+            <w:tcMar>
+              <w:top w:w="80" w:type="dxa"/>
+              <w:left w:w="100" w:type="dxa"/>
+              <w:bottom w:w="80" w:type="dxa"/>
+              <w:right w:w="100" w:type="dxa"/>
+            </w:tcMar>
+            <w:vAlign w:val="center"/>
+          </w:tcPr>
+          <w:p>
+            <w:pPr>
+              <w:spacing w:after="20"/>
+            </w:pPr>
+            <w:r>
+              <w:rPr>
+                <w:sz w:val="16"/>
+              </w:rPr>
+              <w:t xml:space="preserve">TreatmentReason</w:t>
+            </w:r>
+          </w:p>
+        </w:tc>
+        <w:tc>
+          <w:tcPr>
+            <w:tcW w:w="3408" w:type="dxa"/>
+            <w:tcMar>
+              <w:top w:w="80" w:type="dxa"/>
+              <w:left w:w="100" w:type="dxa"/>
+              <w:bottom w:w="80" w:type="dxa"/>
+              <w:right w:w="100" w:type="dxa"/>
+            </w:tcMar>
+            <w:vAlign w:val="center"/>
+          </w:tcPr>
+          <w:p>
+            <w:pPr>
+              <w:spacing w:after="20"/>
+              <w:rPr>
+                <w:lang w:val="pt-BR"/>
+              </w:rPr>
+            </w:pPr>
+            <w:r>
+              <w:rPr>
+                <w:sz w:val="16"/>
+                <w:lang w:val="pt-BR"/>
+              </w:rPr>
+              <w:t xml:space="preserve">Motivo do tratamento declarado pelo titular, reaproveitado por vários planos.</w:t>
             </w:r>
           </w:p>
         </w:tc>
@@ -36069,6 +36258,19 @@
           <w:lang w:val="pt-BR"/>
         </w:rPr>
         <w:t xml:space="preserve">Revisão da OpenAPI para 02.33.9 em 27/10/2026 (DEC-037), aprovada pelo mantenedor: periodicidade do plano com todos os dias, dias da semana escolhidos ou a cada N dias contados do início.</w:t>
+      </w:r>
+    </w:p>
+    <w:p>
+      <w:pPr>
+        <w:rPr>
+          <w:lang w:val="pt-BR"/>
+        </w:rPr>
+      </w:pPr>
+      <w:r>
+        <w:rPr>
+          <w:lang w:val="pt-BR"/>
+        </w:rPr>
+        <w:t xml:space="preserve">Revisão da OpenAPI para 02.33.10 em 28/10/2026 (DEC-038), aprovada pelo mantenedor: motivo do tratamento opcional no plano, reaproveitado por vários remédios, com a nova operação listTreatmentReasons e o motivo no histórico e no PDF.</w:t>
       </w:r>
     </w:p>
     <w:p>
